--- a/src/app/api/generate-word/[id]/(nstru-arit-05) web.docx
+++ b/src/app/api/generate-word/[id]/(nstru-arit-05) web.docx
@@ -357,12 +357,6 @@
         <w:gridCol w:w="3969"/>
       </w:tblGrid>
       <w:tr>
-        <w:tblPrEx>
-          <w:tblCellMar>
-            <w:top w:w="0" w:type="dxa"/>
-            <w:bottom w:w="0" w:type="dxa"/>
-          </w:tblCellMar>
-        </w:tblPrEx>
         <w:tc>
           <w:tcPr>
             <w:tcW w:w="5495" w:type="dxa"/>
@@ -463,12 +457,6 @@
         </w:tc>
       </w:tr>
       <w:tr>
-        <w:tblPrEx>
-          <w:tblCellMar>
-            <w:top w:w="0" w:type="dxa"/>
-            <w:bottom w:w="0" w:type="dxa"/>
-          </w:tblCellMar>
-        </w:tblPrEx>
         <w:tc>
           <w:tcPr>
             <w:tcW w:w="5495" w:type="dxa"/>
@@ -617,12 +605,6 @@
         </w:tc>
       </w:tr>
       <w:tr>
-        <w:tblPrEx>
-          <w:tblCellMar>
-            <w:top w:w="0" w:type="dxa"/>
-            <w:bottom w:w="0" w:type="dxa"/>
-          </w:tblCellMar>
-        </w:tblPrEx>
         <w:tc>
           <w:tcPr>
             <w:tcW w:w="5495" w:type="dxa"/>
@@ -749,25 +731,7 @@
                 <w:b/>
                 <w:bCs/>
               </w:rPr>
-              <w:t xml:space="preserve">E-mail   </w:t>
-            </w:r>
-            <w:proofErr w:type="gramStart"/>
-            <w:r>
-              <w:rPr>
-                <w:rFonts w:ascii="TH SarabunPSK" w:hAnsi="TH SarabunPSK" w:cs="TH SarabunPSK"/>
-                <w:b/>
-                <w:bCs/>
-              </w:rPr>
-              <w:t xml:space="preserve">  :</w:t>
-            </w:r>
-            <w:proofErr w:type="gramEnd"/>
-            <w:r>
-              <w:rPr>
-                <w:rFonts w:ascii="TH SarabunPSK" w:hAnsi="TH SarabunPSK" w:cs="TH SarabunPSK"/>
-                <w:b/>
-                <w:bCs/>
-              </w:rPr>
-              <w:t xml:space="preserve"> </w:t>
+              <w:t xml:space="preserve">E-mail     : </w:t>
             </w:r>
             <w:r>
               <w:rPr>
@@ -869,12 +833,6 @@
         <w:gridCol w:w="4536"/>
       </w:tblGrid>
       <w:tr>
-        <w:tblPrEx>
-          <w:tblCellMar>
-            <w:top w:w="0" w:type="dxa"/>
-            <w:bottom w:w="0" w:type="dxa"/>
-          </w:tblCellMar>
-        </w:tblPrEx>
         <w:tc>
           <w:tcPr>
             <w:tcW w:w="4928" w:type="dxa"/>
@@ -923,12 +881,6 @@
         </w:tc>
       </w:tr>
       <w:tr>
-        <w:tblPrEx>
-          <w:tblCellMar>
-            <w:top w:w="0" w:type="dxa"/>
-            <w:bottom w:w="0" w:type="dxa"/>
-          </w:tblCellMar>
-        </w:tblPrEx>
         <w:tc>
           <w:tcPr>
             <w:tcW w:w="4928" w:type="dxa"/>
@@ -1109,12 +1061,6 @@
         </w:tc>
       </w:tr>
       <w:tr>
-        <w:tblPrEx>
-          <w:tblCellMar>
-            <w:top w:w="0" w:type="dxa"/>
-            <w:bottom w:w="0" w:type="dxa"/>
-          </w:tblCellMar>
-        </w:tblPrEx>
         <w:trPr>
           <w:cantSplit/>
         </w:trPr>
@@ -1163,23 +1109,7 @@
                 <w:b/>
                 <w:bCs/>
               </w:rPr>
-              <w:t>{</w:t>
-            </w:r>
-            <w:r>
-              <w:rPr>
-                <w:rFonts w:ascii="TH SarabunPSK" w:hAnsi="TH SarabunPSK" w:cs="TH SarabunPSK"/>
-                <w:b/>
-                <w:bCs/>
-              </w:rPr>
-              <w:t>domain</w:t>
-            </w:r>
-            <w:r>
-              <w:rPr>
-                <w:rFonts w:ascii="TH SarabunPSK" w:hAnsi="TH SarabunPSK" w:cs="TH SarabunPSK"/>
-                <w:b/>
-                <w:bCs/>
-              </w:rPr>
-              <w:t>}</w:t>
+              <w:t>{domain}</w:t>
             </w:r>
           </w:p>
         </w:tc>
@@ -1542,25 +1472,16 @@
                 <w:b/>
                 <w:bCs/>
               </w:rPr>
+              <w:t xml:space="preserve">  </w:t>
+            </w:r>
+            <w:r>
+              <w:rPr>
+                <w:rFonts w:ascii="TH SarabunPSK" w:hAnsi="TH SarabunPSK" w:cs="TH SarabunPSK"/>
+                <w:b/>
+                <w:bCs/>
+              </w:rPr>
               <w:t xml:space="preserve"> </w:t>
             </w:r>
-            <w:proofErr w:type="gramStart"/>
-            <w:r>
-              <w:rPr>
-                <w:rFonts w:ascii="TH SarabunPSK" w:hAnsi="TH SarabunPSK" w:cs="TH SarabunPSK"/>
-                <w:b/>
-                <w:bCs/>
-              </w:rPr>
-              <w:t xml:space="preserve"> </w:t>
-            </w:r>
-            <w:r>
-              <w:rPr>
-                <w:rFonts w:ascii="TH SarabunPSK" w:hAnsi="TH SarabunPSK" w:cs="TH SarabunPSK"/>
-                <w:b/>
-                <w:bCs/>
-              </w:rPr>
-              <w:t xml:space="preserve"> </w:t>
-            </w:r>
             <w:r>
               <w:rPr>
                 <w:rFonts w:ascii="TH SarabunPSK" w:hAnsi="TH SarabunPSK" w:cs="TH SarabunPSK"/>
@@ -1569,7 +1490,6 @@
               </w:rPr>
               <w:t>:</w:t>
             </w:r>
-            <w:proofErr w:type="gramEnd"/>
             <w:r>
               <w:rPr>
                 <w:rFonts w:ascii="TH SarabunPSK" w:hAnsi="TH SarabunPSK" w:cs="TH SarabunPSK"/>
@@ -1606,12 +1526,6 @@
         </w:tc>
       </w:tr>
       <w:tr>
-        <w:tblPrEx>
-          <w:tblCellMar>
-            <w:top w:w="0" w:type="dxa"/>
-            <w:bottom w:w="0" w:type="dxa"/>
-          </w:tblCellMar>
-        </w:tblPrEx>
         <w:trPr>
           <w:cantSplit/>
         </w:trPr>
@@ -1828,27 +1742,13 @@
               <w:rPr>
                 <w:rFonts w:ascii="TH SarabunPSK" w:hAnsi="TH SarabunPSK" w:cs="TH SarabunPSK"/>
               </w:rPr>
-              <w:t>{</w:t>
-            </w:r>
-            <w:proofErr w:type="gramStart"/>
-            <w:r>
-              <w:rPr>
-                <w:rFonts w:ascii="TH SarabunPSK" w:hAnsi="TH SarabunPSK" w:cs="TH SarabunPSK"/>
-              </w:rPr>
-              <w:t>W}</w:t>
-            </w:r>
-            <w:r>
-              <w:rPr>
-                <w:rFonts w:ascii="TH SarabunPSK" w:hAnsi="TH SarabunPSK" w:cs="TH SarabunPSK"/>
-              </w:rPr>
-              <w:t xml:space="preserve">  MS</w:t>
-            </w:r>
-            <w:proofErr w:type="gramEnd"/>
-            <w:r>
-              <w:rPr>
-                <w:rFonts w:ascii="TH SarabunPSK" w:hAnsi="TH SarabunPSK" w:cs="TH SarabunPSK"/>
-              </w:rPr>
-              <w:t xml:space="preserve"> Windows</w:t>
+              <w:t>{W}</w:t>
+            </w:r>
+            <w:r>
+              <w:rPr>
+                <w:rFonts w:ascii="TH SarabunPSK" w:hAnsi="TH SarabunPSK" w:cs="TH SarabunPSK"/>
+              </w:rPr>
+              <w:t xml:space="preserve">  MS Windows</w:t>
             </w:r>
           </w:p>
           <w:p>
@@ -1952,12 +1852,6 @@
         <w:gridCol w:w="9464"/>
       </w:tblGrid>
       <w:tr>
-        <w:tblPrEx>
-          <w:tblCellMar>
-            <w:top w:w="0" w:type="dxa"/>
-            <w:bottom w:w="0" w:type="dxa"/>
-          </w:tblCellMar>
-        </w:tblPrEx>
         <w:trPr>
           <w:cantSplit/>
         </w:trPr>
@@ -2080,16 +1974,7 @@
                 <w:b/>
                 <w:bCs/>
               </w:rPr>
-              <w:t>{</w:t>
-            </w:r>
-            <w:proofErr w:type="gramStart"/>
-            <w:r>
-              <w:rPr>
-                <w:rFonts w:ascii="TH SarabunPSK" w:hAnsi="TH SarabunPSK" w:cs="TH SarabunPSK"/>
-                <w:b/>
-                <w:bCs/>
-              </w:rPr>
-              <w:t>io}</w:t>
+              <w:t>{io}</w:t>
             </w:r>
             <w:r>
               <w:rPr>
@@ -2111,7 +1996,6 @@
               </w:rPr>
               <w:t>ราชภัฏนครศรีธรรมราช</w:t>
             </w:r>
-            <w:proofErr w:type="gramEnd"/>
             <w:r>
               <w:rPr>
                 <w:rFonts w:ascii="TH SarabunPSK" w:hAnsi="TH SarabunPSK" w:cs="TH SarabunPSK"/>
@@ -2226,7 +2110,6 @@
               </w:rPr>
               <w:t>(</w:t>
             </w:r>
-            <w:proofErr w:type="gramStart"/>
             <w:r>
               <w:rPr>
                 <w:rFonts w:ascii="TH SarabunPSK" w:hAnsi="TH SarabunPSK" w:cs="TH SarabunPSK"/>
@@ -2261,7 +2144,6 @@
               </w:rPr>
               <w:t>{</w:t>
             </w:r>
-            <w:proofErr w:type="gramEnd"/>
             <w:r>
               <w:rPr>
                 <w:b/>
@@ -2269,24 +2151,14 @@
               </w:rPr>
               <w:t xml:space="preserve"> </w:t>
             </w:r>
-            <w:proofErr w:type="gramStart"/>
-            <w:r>
-              <w:rPr>
-                <w:rFonts w:ascii="TH SarabunPSK" w:hAnsi="TH SarabunPSK" w:cs="TH SarabunPSK"/>
-                <w:b/>
-                <w:bCs/>
-              </w:rPr>
-              <w:t xml:space="preserve">purpose </w:t>
-            </w:r>
-            <w:r>
-              <w:rPr>
-                <w:rFonts w:ascii="TH SarabunPSK" w:hAnsi="TH SarabunPSK" w:cs="TH SarabunPSK"/>
-                <w:b/>
-                <w:bCs/>
-              </w:rPr>
-              <w:t>}</w:t>
-            </w:r>
-            <w:proofErr w:type="gramEnd"/>
+            <w:r>
+              <w:rPr>
+                <w:rFonts w:ascii="TH SarabunPSK" w:hAnsi="TH SarabunPSK" w:cs="TH SarabunPSK"/>
+                <w:b/>
+                <w:bCs/>
+              </w:rPr>
+              <w:t>purpose }</w:t>
+            </w:r>
           </w:p>
         </w:tc>
       </w:tr>
@@ -2413,12 +2285,6 @@
         <w:gridCol w:w="4536"/>
       </w:tblGrid>
       <w:tr>
-        <w:tblPrEx>
-          <w:tblCellMar>
-            <w:top w:w="0" w:type="dxa"/>
-            <w:bottom w:w="0" w:type="dxa"/>
-          </w:tblCellMar>
-        </w:tblPrEx>
         <w:trPr>
           <w:cantSplit/>
           <w:trHeight w:val="1347"/>
@@ -2467,15 +2333,9 @@
             <w:pPr>
               <w:jc w:val="center"/>
               <w:rPr>
-                <w:rFonts w:ascii="TH SarabunPSK" w:hAnsi="TH SarabunPSK" w:cs="TH SarabunPSK"/>
-              </w:rPr>
-            </w:pPr>
-            <w:r>
-              <w:rPr>
-                <w:rFonts w:ascii="TH SarabunPSK" w:hAnsi="TH SarabunPSK" w:cs="TH SarabunPSK"/>
-              </w:rPr>
-              <w:t>………</w:t>
-            </w:r>
+                <w:rFonts w:ascii="TH SarabunPSK" w:hAnsi="TH SarabunPSK" w:cs="TH SarabunPSK" w:hint="cs"/>
+              </w:rPr>
+            </w:pPr>
             <w:r>
               <w:rPr>
                 <w:rFonts w:ascii="TH SarabunPSK" w:hAnsi="TH SarabunPSK" w:cs="TH SarabunPSK"/>
@@ -2498,12 +2358,6 @@
               </w:rPr>
               <w:t>}</w:t>
             </w:r>
-            <w:r>
-              <w:rPr>
-                <w:rFonts w:ascii="TH SarabunPSK" w:hAnsi="TH SarabunPSK" w:cs="TH SarabunPSK"/>
-              </w:rPr>
-              <w:t>…….</w:t>
-            </w:r>
           </w:p>
           <w:p>
             <w:pPr>
@@ -2516,7 +2370,7 @@
               <w:rPr>
                 <w:rFonts w:ascii="TH SarabunPSK" w:hAnsi="TH SarabunPSK" w:cs="TH SarabunPSK"/>
               </w:rPr>
-              <w:t>(</w:t>
+              <w:t>{</w:t>
             </w:r>
             <w:proofErr w:type="spellStart"/>
             <w:r>
@@ -2532,7 +2386,7 @@
               <w:rPr>
                 <w:rFonts w:ascii="TH SarabunPSK" w:hAnsi="TH SarabunPSK" w:cs="TH SarabunPSK"/>
               </w:rPr>
-              <w:t>)</w:t>
+              <w:t>}</w:t>
             </w:r>
           </w:p>
           <w:p>
@@ -2760,12 +2614,6 @@
         <w:gridCol w:w="4536"/>
       </w:tblGrid>
       <w:tr>
-        <w:tblPrEx>
-          <w:tblCellMar>
-            <w:top w:w="0" w:type="dxa"/>
-            <w:bottom w:w="0" w:type="dxa"/>
-          </w:tblCellMar>
-        </w:tblPrEx>
         <w:tc>
           <w:tcPr>
             <w:tcW w:w="4928" w:type="dxa"/>
@@ -2840,12 +2688,6 @@
         </w:tc>
       </w:tr>
       <w:tr>
-        <w:tblPrEx>
-          <w:tblCellMar>
-            <w:top w:w="0" w:type="dxa"/>
-            <w:bottom w:w="0" w:type="dxa"/>
-          </w:tblCellMar>
-        </w:tblPrEx>
         <w:trPr>
           <w:trHeight w:val="2937"/>
         </w:trPr>
@@ -2857,14 +2699,38 @@
             <w:pPr>
               <w:jc w:val="both"/>
               <w:rPr>
+                <w:rFonts w:ascii="TH SarabunPSK" w:hAnsi="TH SarabunPSK" w:cs="TH SarabunPSK"/>
+                <w:b/>
+                <w:bCs/>
+                <w:sz w:val="32"/>
+                <w:szCs w:val="32"/>
+                <w:u w:val="single"/>
+              </w:rPr>
+            </w:pPr>
+            <w:r>
+              <w:rPr>
+                <w:rFonts w:ascii="TH SarabunPSK" w:hAnsi="TH SarabunPSK" w:cs="TH SarabunPSK"/>
+                <w:b/>
+                <w:bCs/>
+                <w:sz w:val="32"/>
+                <w:szCs w:val="32"/>
+                <w:u w:val="single"/>
+                <w:cs/>
+              </w:rPr>
+              <w:t>ความเห็น</w:t>
+            </w:r>
+            <w:r>
+              <w:rPr>
                 <w:rFonts w:ascii="TH SarabunPSK" w:hAnsi="TH SarabunPSK" w:cs="TH SarabunPSK" w:hint="cs"/>
                 <w:b/>
                 <w:bCs/>
                 <w:sz w:val="32"/>
                 <w:szCs w:val="32"/>
                 <w:u w:val="single"/>
-              </w:rPr>
-            </w:pPr>
+                <w:cs/>
+              </w:rPr>
+              <w:t>ผู้ดูแลระบบ</w:t>
+            </w:r>
             <w:r>
               <w:rPr>
                 <w:rFonts w:ascii="TH SarabunPSK" w:hAnsi="TH SarabunPSK" w:cs="TH SarabunPSK"/>
@@ -2875,11 +2741,11 @@
                 <w:u w:val="single"/>
                 <w:cs/>
               </w:rPr>
-              <w:t>ความเห็น</w:t>
-            </w:r>
-            <w:r>
-              <w:rPr>
-                <w:rFonts w:ascii="TH SarabunPSK" w:hAnsi="TH SarabunPSK" w:cs="TH SarabunPSK" w:hint="cs"/>
+              <w:t>เครือข่าย</w:t>
+            </w:r>
+            <w:r>
+              <w:rPr>
+                <w:rFonts w:ascii="TH SarabunPSK" w:hAnsi="TH SarabunPSK" w:cs="TH SarabunPSK"/>
                 <w:b/>
                 <w:bCs/>
                 <w:sz w:val="32"/>
@@ -2887,30 +2753,6 @@
                 <w:u w:val="single"/>
                 <w:cs/>
               </w:rPr>
-              <w:t>ผู้ดูแลระบบ</w:t>
-            </w:r>
-            <w:r>
-              <w:rPr>
-                <w:rFonts w:ascii="TH SarabunPSK" w:hAnsi="TH SarabunPSK" w:cs="TH SarabunPSK"/>
-                <w:b/>
-                <w:bCs/>
-                <w:sz w:val="32"/>
-                <w:szCs w:val="32"/>
-                <w:u w:val="single"/>
-                <w:cs/>
-              </w:rPr>
-              <w:t>เครือข่าย</w:t>
-            </w:r>
-            <w:r>
-              <w:rPr>
-                <w:rFonts w:ascii="TH SarabunPSK" w:hAnsi="TH SarabunPSK" w:cs="TH SarabunPSK"/>
-                <w:b/>
-                <w:bCs/>
-                <w:sz w:val="32"/>
-                <w:szCs w:val="32"/>
-                <w:u w:val="single"/>
-                <w:cs/>
-              </w:rPr>
               <w:t xml:space="preserve">   </w:t>
             </w:r>
           </w:p>
@@ -2968,7 +2810,7 @@
             <w:pPr>
               <w:jc w:val="center"/>
               <w:rPr>
-                <w:rFonts w:ascii="TH SarabunPSK" w:hAnsi="TH SarabunPSK" w:cs="TH SarabunPSK" w:hint="cs"/>
+                <w:rFonts w:ascii="TH SarabunPSK" w:hAnsi="TH SarabunPSK" w:cs="TH SarabunPSK"/>
                 <w:sz w:val="32"/>
                 <w:szCs w:val="32"/>
               </w:rPr>
@@ -2998,7 +2840,7 @@
             <w:pPr>
               <w:jc w:val="center"/>
               <w:rPr>
-                <w:rFonts w:ascii="TH SarabunPSK" w:hAnsi="TH SarabunPSK" w:cs="TH SarabunPSK" w:hint="cs"/>
+                <w:rFonts w:ascii="TH SarabunPSK" w:hAnsi="TH SarabunPSK" w:cs="TH SarabunPSK"/>
                 <w:b/>
                 <w:bCs/>
                 <w:sz w:val="32"/>
@@ -3246,7 +3088,7 @@
           <w:p>
             <w:pPr>
               <w:rPr>
-                <w:rFonts w:ascii="TH SarabunPSK" w:hAnsi="TH SarabunPSK" w:cs="TH SarabunPSK" w:hint="cs"/>
+                <w:rFonts w:ascii="TH SarabunPSK" w:hAnsi="TH SarabunPSK" w:cs="TH SarabunPSK"/>
                 <w:sz w:val="32"/>
                 <w:szCs w:val="32"/>
                 <w:cs/>
@@ -3538,6 +3380,50 @@
     <w:lsdException w:name="Subtitle" w:qFormat="1"/>
     <w:lsdException w:name="Strong" w:qFormat="1"/>
     <w:lsdException w:name="Emphasis" w:qFormat="1"/>
+    <w:lsdException w:name="Normal Table" w:semiHidden="1" w:unhideWhenUsed="1"/>
+    <w:lsdException w:name="Table Simple 1" w:semiHidden="1" w:unhideWhenUsed="1"/>
+    <w:lsdException w:name="Table Simple 2" w:semiHidden="1" w:unhideWhenUsed="1"/>
+    <w:lsdException w:name="Table Simple 3" w:semiHidden="1" w:unhideWhenUsed="1"/>
+    <w:lsdException w:name="Table Classic 1" w:semiHidden="1" w:unhideWhenUsed="1"/>
+    <w:lsdException w:name="Table Classic 2" w:semiHidden="1" w:unhideWhenUsed="1"/>
+    <w:lsdException w:name="Table Classic 3" w:semiHidden="1" w:unhideWhenUsed="1"/>
+    <w:lsdException w:name="Table Classic 4" w:semiHidden="1" w:unhideWhenUsed="1"/>
+    <w:lsdException w:name="Table Colorful 1" w:semiHidden="1" w:unhideWhenUsed="1"/>
+    <w:lsdException w:name="Table Colorful 2" w:semiHidden="1" w:unhideWhenUsed="1"/>
+    <w:lsdException w:name="Table Colorful 3" w:semiHidden="1" w:unhideWhenUsed="1"/>
+    <w:lsdException w:name="Table Columns 1" w:semiHidden="1" w:unhideWhenUsed="1"/>
+    <w:lsdException w:name="Table Columns 2" w:semiHidden="1" w:unhideWhenUsed="1"/>
+    <w:lsdException w:name="Table Columns 3" w:semiHidden="1" w:unhideWhenUsed="1"/>
+    <w:lsdException w:name="Table Columns 4" w:semiHidden="1" w:unhideWhenUsed="1"/>
+    <w:lsdException w:name="Table Columns 5" w:semiHidden="1" w:unhideWhenUsed="1"/>
+    <w:lsdException w:name="Table Grid 1" w:semiHidden="1" w:unhideWhenUsed="1"/>
+    <w:lsdException w:name="Table Grid 2" w:semiHidden="1" w:unhideWhenUsed="1"/>
+    <w:lsdException w:name="Table Grid 3" w:semiHidden="1" w:unhideWhenUsed="1"/>
+    <w:lsdException w:name="Table Grid 4" w:semiHidden="1" w:unhideWhenUsed="1"/>
+    <w:lsdException w:name="Table Grid 5" w:semiHidden="1" w:unhideWhenUsed="1"/>
+    <w:lsdException w:name="Table Grid 6" w:semiHidden="1" w:unhideWhenUsed="1"/>
+    <w:lsdException w:name="Table Grid 7" w:semiHidden="1" w:unhideWhenUsed="1"/>
+    <w:lsdException w:name="Table Grid 8" w:semiHidden="1" w:unhideWhenUsed="1"/>
+    <w:lsdException w:name="Table List 1" w:semiHidden="1" w:unhideWhenUsed="1"/>
+    <w:lsdException w:name="Table List 2" w:semiHidden="1" w:unhideWhenUsed="1"/>
+    <w:lsdException w:name="Table List 3" w:semiHidden="1" w:unhideWhenUsed="1"/>
+    <w:lsdException w:name="Table List 4" w:semiHidden="1" w:unhideWhenUsed="1"/>
+    <w:lsdException w:name="Table List 5" w:semiHidden="1" w:unhideWhenUsed="1"/>
+    <w:lsdException w:name="Table List 6" w:semiHidden="1" w:unhideWhenUsed="1"/>
+    <w:lsdException w:name="Table List 7" w:semiHidden="1" w:unhideWhenUsed="1"/>
+    <w:lsdException w:name="Table List 8" w:semiHidden="1" w:unhideWhenUsed="1"/>
+    <w:lsdException w:name="Table 3D effects 1" w:semiHidden="1" w:unhideWhenUsed="1"/>
+    <w:lsdException w:name="Table 3D effects 2" w:semiHidden="1" w:unhideWhenUsed="1"/>
+    <w:lsdException w:name="Table 3D effects 3" w:semiHidden="1" w:unhideWhenUsed="1"/>
+    <w:lsdException w:name="Table Contemporary" w:semiHidden="1" w:unhideWhenUsed="1"/>
+    <w:lsdException w:name="Table Elegant" w:semiHidden="1" w:unhideWhenUsed="1"/>
+    <w:lsdException w:name="Table Professional" w:semiHidden="1" w:unhideWhenUsed="1"/>
+    <w:lsdException w:name="Table Subtle 1" w:semiHidden="1" w:unhideWhenUsed="1"/>
+    <w:lsdException w:name="Table Subtle 2" w:semiHidden="1" w:unhideWhenUsed="1"/>
+    <w:lsdException w:name="Table Web 1" w:semiHidden="1" w:unhideWhenUsed="1"/>
+    <w:lsdException w:name="Table Web 2" w:semiHidden="1" w:unhideWhenUsed="1"/>
+    <w:lsdException w:name="Table Web 3" w:semiHidden="1" w:unhideWhenUsed="1"/>
+    <w:lsdException w:name="Table Theme" w:semiHidden="1" w:unhideWhenUsed="1"/>
     <w:lsdException w:name="Placeholder Text" w:semiHidden="1" w:uiPriority="99"/>
     <w:lsdException w:name="No Spacing" w:uiPriority="1" w:qFormat="1"/>
     <w:lsdException w:name="Light Shading" w:uiPriority="60"/>
@@ -3786,11 +3672,15 @@
   </w:style>
   <w:style w:type="character" w:default="1" w:styleId="DefaultParagraphFont">
     <w:name w:val="Default Paragraph Font"/>
+    <w:uiPriority w:val="1"/>
     <w:semiHidden/>
+    <w:unhideWhenUsed/>
   </w:style>
   <w:style w:type="table" w:default="1" w:styleId="TableNormal">
     <w:name w:val="Normal Table"/>
+    <w:uiPriority w:val="99"/>
     <w:semiHidden/>
+    <w:unhideWhenUsed/>
     <w:tblPr>
       <w:tblInd w:w="0" w:type="dxa"/>
       <w:tblCellMar>
@@ -3803,7 +3693,9 @@
   </w:style>
   <w:style w:type="numbering" w:default="1" w:styleId="NoList">
     <w:name w:val="No List"/>
+    <w:uiPriority w:val="99"/>
     <w:semiHidden/>
+    <w:unhideWhenUsed/>
   </w:style>
   <w:style w:type="paragraph" w:styleId="Header">
     <w:name w:val="header"/>

--- a/src/app/api/generate-word/[id]/(nstru-arit-05) web.docx
+++ b/src/app/api/generate-word/[id]/(nstru-arit-05) web.docx
@@ -395,7 +395,6 @@
               </w:rPr>
               <w:t>{</w:t>
             </w:r>
-            <w:proofErr w:type="spellStart"/>
             <w:r>
               <w:rPr>
                 <w:rFonts w:ascii="TH SarabunPSK" w:hAnsi="TH SarabunPSK" w:cs="TH SarabunPSK"/>
@@ -404,7 +403,6 @@
               </w:rPr>
               <w:t>requesterName</w:t>
             </w:r>
-            <w:proofErr w:type="spellEnd"/>
             <w:r>
               <w:rPr>
                 <w:rFonts w:ascii="TH SarabunPSK" w:hAnsi="TH SarabunPSK" w:cs="TH SarabunPSK"/>
@@ -922,7 +920,6 @@
               </w:rPr>
               <w:t>{</w:t>
             </w:r>
-            <w:proofErr w:type="spellStart"/>
             <w:r>
               <w:rPr>
                 <w:rFonts w:ascii="TH SarabunPSK" w:hAnsi="TH SarabunPSK" w:cs="TH SarabunPSK"/>
@@ -931,7 +928,6 @@
               </w:rPr>
               <w:t>ipAddress</w:t>
             </w:r>
-            <w:proofErr w:type="spellEnd"/>
             <w:r>
               <w:rPr>
                 <w:rFonts w:ascii="TH SarabunPSK" w:hAnsi="TH SarabunPSK" w:cs="TH SarabunPSK"/>
@@ -986,60 +982,41 @@
                 <w:b/>
                 <w:bCs/>
               </w:rPr>
+              <w:t>{machineRoom}</w:t>
+            </w:r>
+            <w:r>
+              <w:rPr>
+                <w:rFonts w:ascii="TH SarabunPSK" w:hAnsi="TH SarabunPSK" w:cs="TH SarabunPSK"/>
+                <w:b/>
+                <w:bCs/>
+              </w:rPr>
+              <w:t xml:space="preserve"> </w:t>
+            </w:r>
+            <w:r>
+              <w:rPr>
+                <w:rFonts w:ascii="TH SarabunPSK" w:hAnsi="TH SarabunPSK" w:cs="TH SarabunPSK"/>
+                <w:b/>
+                <w:bCs/>
+                <w:cs/>
+              </w:rPr>
+              <w:t xml:space="preserve">อาคาร </w:t>
+            </w:r>
+            <w:r>
+              <w:rPr>
+                <w:rFonts w:ascii="TH SarabunPSK" w:hAnsi="TH SarabunPSK" w:cs="TH SarabunPSK"/>
+                <w:b/>
+                <w:bCs/>
+              </w:rPr>
+              <w:t xml:space="preserve">: </w:t>
+            </w:r>
+            <w:r>
+              <w:rPr>
+                <w:rFonts w:ascii="TH SarabunPSK" w:hAnsi="TH SarabunPSK" w:cs="TH SarabunPSK"/>
+                <w:b/>
+                <w:bCs/>
+              </w:rPr>
               <w:t>{</w:t>
             </w:r>
-            <w:proofErr w:type="spellStart"/>
-            <w:r>
-              <w:rPr>
-                <w:rFonts w:ascii="TH SarabunPSK" w:hAnsi="TH SarabunPSK" w:cs="TH SarabunPSK"/>
-                <w:b/>
-                <w:bCs/>
-              </w:rPr>
-              <w:t>machineRoom</w:t>
-            </w:r>
-            <w:proofErr w:type="spellEnd"/>
-            <w:r>
-              <w:rPr>
-                <w:rFonts w:ascii="TH SarabunPSK" w:hAnsi="TH SarabunPSK" w:cs="TH SarabunPSK"/>
-                <w:b/>
-                <w:bCs/>
-              </w:rPr>
-              <w:t>}</w:t>
-            </w:r>
-            <w:r>
-              <w:rPr>
-                <w:rFonts w:ascii="TH SarabunPSK" w:hAnsi="TH SarabunPSK" w:cs="TH SarabunPSK"/>
-                <w:b/>
-                <w:bCs/>
-              </w:rPr>
-              <w:t xml:space="preserve"> </w:t>
-            </w:r>
-            <w:r>
-              <w:rPr>
-                <w:rFonts w:ascii="TH SarabunPSK" w:hAnsi="TH SarabunPSK" w:cs="TH SarabunPSK"/>
-                <w:b/>
-                <w:bCs/>
-                <w:cs/>
-              </w:rPr>
-              <w:t xml:space="preserve">อาคาร </w:t>
-            </w:r>
-            <w:r>
-              <w:rPr>
-                <w:rFonts w:ascii="TH SarabunPSK" w:hAnsi="TH SarabunPSK" w:cs="TH SarabunPSK"/>
-                <w:b/>
-                <w:bCs/>
-              </w:rPr>
-              <w:t xml:space="preserve">: </w:t>
-            </w:r>
-            <w:r>
-              <w:rPr>
-                <w:rFonts w:ascii="TH SarabunPSK" w:hAnsi="TH SarabunPSK" w:cs="TH SarabunPSK"/>
-                <w:b/>
-                <w:bCs/>
-              </w:rPr>
-              <w:t>{</w:t>
-            </w:r>
-            <w:proofErr w:type="spellStart"/>
             <w:r>
               <w:rPr>
                 <w:rFonts w:ascii="TH SarabunPSK" w:hAnsi="TH SarabunPSK" w:cs="TH SarabunPSK"/>
@@ -1048,7 +1025,6 @@
               </w:rPr>
               <w:t>machinePlace</w:t>
             </w:r>
-            <w:proofErr w:type="spellEnd"/>
             <w:r>
               <w:rPr>
                 <w:rFonts w:ascii="TH SarabunPSK" w:hAnsi="TH SarabunPSK" w:cs="TH SarabunPSK"/>
@@ -1155,285 +1131,273 @@
                 <w:b/>
                 <w:bCs/>
               </w:rPr>
+              <w:t>{MATr}</w:t>
+            </w:r>
+            <w:r>
+              <w:rPr>
+                <w:rFonts w:ascii="TH SarabunPSK" w:hAnsi="TH SarabunPSK" w:cs="TH SarabunPSK"/>
+              </w:rPr>
+              <w:t xml:space="preserve"> </w:t>
+            </w:r>
+            <w:r>
+              <w:rPr>
+                <w:rFonts w:ascii="TH SarabunPSK" w:hAnsi="TH SarabunPSK" w:cs="TH SarabunPSK"/>
+                <w:cs/>
+              </w:rPr>
+              <w:t>บุคคลเดียวกับผู้ขอจดทะเบียน</w:t>
+            </w:r>
+          </w:p>
+          <w:p>
+            <w:pPr>
+              <w:rPr>
+                <w:rFonts w:ascii="TH SarabunPSK" w:hAnsi="TH SarabunPSK" w:cs="TH SarabunPSK"/>
+              </w:rPr>
+            </w:pPr>
+            <w:r>
+              <w:rPr>
+                <w:rFonts w:ascii="TH SarabunPSK" w:hAnsi="TH SarabunPSK" w:cs="TH SarabunPSK"/>
+              </w:rPr>
+              <w:t xml:space="preserve">                     </w:t>
+            </w:r>
+            <w:r>
+              <w:rPr>
+                <w:rFonts w:ascii="TH SarabunPSK" w:hAnsi="TH SarabunPSK" w:cs="TH SarabunPSK"/>
+                <w:b/>
+                <w:bCs/>
+              </w:rPr>
+              <w:t>{MAT</w:t>
+            </w:r>
+            <w:r>
+              <w:rPr>
+                <w:rFonts w:ascii="TH SarabunPSK" w:hAnsi="TH SarabunPSK" w:cs="TH SarabunPSK"/>
+                <w:b/>
+                <w:bCs/>
+              </w:rPr>
+              <w:t>ma</w:t>
+            </w:r>
+            <w:r>
+              <w:rPr>
+                <w:rFonts w:ascii="TH SarabunPSK" w:hAnsi="TH SarabunPSK" w:cs="TH SarabunPSK"/>
+                <w:b/>
+                <w:bCs/>
+              </w:rPr>
+              <w:t>}</w:t>
+            </w:r>
+            <w:r>
+              <w:rPr>
+                <w:rFonts w:ascii="TH SarabunPSK" w:hAnsi="TH SarabunPSK" w:cs="TH SarabunPSK"/>
+              </w:rPr>
+              <w:t xml:space="preserve"> </w:t>
+            </w:r>
+            <w:r>
+              <w:rPr>
+                <w:rFonts w:ascii="TH SarabunPSK" w:hAnsi="TH SarabunPSK" w:cs="TH SarabunPSK"/>
+                <w:cs/>
+              </w:rPr>
+              <w:t>มีผู้ดูแลเครื่องโดยเฉพาะคือ</w:t>
+            </w:r>
+          </w:p>
+          <w:p>
+            <w:pPr>
+              <w:rPr>
+                <w:rFonts w:ascii="TH SarabunPSK" w:hAnsi="TH SarabunPSK" w:cs="TH SarabunPSK"/>
+              </w:rPr>
+            </w:pPr>
+            <w:r>
+              <w:rPr>
+                <w:rFonts w:ascii="TH SarabunPSK" w:hAnsi="TH SarabunPSK" w:cs="TH SarabunPSK"/>
+                <w:b/>
+                <w:bCs/>
+                <w:cs/>
+              </w:rPr>
+              <w:t xml:space="preserve">   ชื่อ</w:t>
+            </w:r>
+            <w:r>
+              <w:rPr>
+                <w:rFonts w:ascii="TH SarabunPSK" w:hAnsi="TH SarabunPSK" w:cs="TH SarabunPSK"/>
+                <w:b/>
+                <w:bCs/>
+              </w:rPr>
+              <w:t>-</w:t>
+            </w:r>
+            <w:r>
+              <w:rPr>
+                <w:rFonts w:ascii="TH SarabunPSK" w:hAnsi="TH SarabunPSK" w:cs="TH SarabunPSK"/>
+                <w:b/>
+                <w:bCs/>
+                <w:cs/>
+              </w:rPr>
+              <w:t xml:space="preserve">สกุล  </w:t>
+            </w:r>
+            <w:r>
+              <w:rPr>
+                <w:rFonts w:ascii="TH SarabunPSK" w:hAnsi="TH SarabunPSK" w:cs="TH SarabunPSK"/>
+                <w:b/>
+                <w:bCs/>
+                <w:cs/>
+              </w:rPr>
+              <w:t xml:space="preserve"> </w:t>
+            </w:r>
+            <w:r>
+              <w:rPr>
+                <w:rFonts w:ascii="TH SarabunPSK" w:hAnsi="TH SarabunPSK" w:cs="TH SarabunPSK"/>
+                <w:b/>
+                <w:bCs/>
+              </w:rPr>
+              <w:t>:</w:t>
+            </w:r>
+            <w:r>
+              <w:rPr>
+                <w:rFonts w:ascii="TH SarabunPSK" w:hAnsi="TH SarabunPSK" w:cs="TH SarabunPSK"/>
+              </w:rPr>
+              <w:t xml:space="preserve"> </w:t>
+            </w:r>
+            <w:r>
+              <w:rPr>
+                <w:rFonts w:ascii="TH SarabunPSK" w:hAnsi="TH SarabunPSK" w:cs="TH SarabunPSK"/>
+                <w:b/>
+                <w:bCs/>
+              </w:rPr>
+              <w:t>{machineAdminName}</w:t>
+            </w:r>
+          </w:p>
+          <w:p>
+            <w:pPr>
+              <w:rPr>
+                <w:rFonts w:ascii="TH SarabunPSK" w:hAnsi="TH SarabunPSK" w:cs="TH SarabunPSK"/>
+              </w:rPr>
+            </w:pPr>
+            <w:r>
+              <w:rPr>
+                <w:rFonts w:ascii="TH SarabunPSK" w:hAnsi="TH SarabunPSK" w:cs="TH SarabunPSK"/>
+                <w:cs/>
+              </w:rPr>
+              <w:t xml:space="preserve"> </w:t>
+            </w:r>
+            <w:r>
+              <w:rPr>
+                <w:rFonts w:ascii="TH SarabunPSK" w:hAnsi="TH SarabunPSK" w:cs="TH SarabunPSK"/>
+                <w:cs/>
+              </w:rPr>
+              <w:t xml:space="preserve">  </w:t>
+            </w:r>
+            <w:r>
+              <w:rPr>
+                <w:rFonts w:ascii="TH SarabunPSK" w:hAnsi="TH SarabunPSK" w:cs="TH SarabunPSK"/>
+                <w:b/>
+                <w:bCs/>
+                <w:cs/>
+              </w:rPr>
+              <w:t xml:space="preserve">ตำแหน่ง  </w:t>
+            </w:r>
+            <w:r>
+              <w:rPr>
+                <w:rFonts w:ascii="TH SarabunPSK" w:hAnsi="TH SarabunPSK" w:cs="TH SarabunPSK"/>
+                <w:b/>
+                <w:bCs/>
+              </w:rPr>
+              <w:t>:</w:t>
+            </w:r>
+            <w:r>
+              <w:rPr>
+                <w:rFonts w:ascii="TH SarabunPSK" w:hAnsi="TH SarabunPSK" w:cs="TH SarabunPSK"/>
+                <w:b/>
+                <w:bCs/>
+              </w:rPr>
+              <w:t>{machineAdminPosition}</w:t>
+            </w:r>
+          </w:p>
+          <w:p>
+            <w:pPr>
+              <w:rPr>
+                <w:rFonts w:ascii="TH SarabunPSK" w:hAnsi="TH SarabunPSK" w:cs="TH SarabunPSK"/>
+              </w:rPr>
+            </w:pPr>
+            <w:r>
+              <w:rPr>
+                <w:rFonts w:ascii="TH SarabunPSK" w:hAnsi="TH SarabunPSK" w:cs="TH SarabunPSK"/>
+                <w:cs/>
+              </w:rPr>
+              <w:t xml:space="preserve">   </w:t>
+            </w:r>
+            <w:r>
+              <w:rPr>
+                <w:rFonts w:ascii="TH SarabunPSK" w:hAnsi="TH SarabunPSK" w:cs="TH SarabunPSK"/>
+                <w:b/>
+                <w:bCs/>
+                <w:cs/>
+              </w:rPr>
+              <w:t xml:space="preserve">โทรศัพท์  </w:t>
+            </w:r>
+            <w:r>
+              <w:rPr>
+                <w:rFonts w:ascii="TH SarabunPSK" w:hAnsi="TH SarabunPSK" w:cs="TH SarabunPSK"/>
+                <w:b/>
+                <w:bCs/>
+              </w:rPr>
+              <w:t>:</w:t>
+            </w:r>
+            <w:r>
+              <w:rPr>
+                <w:rFonts w:ascii="TH SarabunPSK" w:hAnsi="TH SarabunPSK" w:cs="TH SarabunPSK"/>
+                <w:b/>
+                <w:bCs/>
+              </w:rPr>
+              <w:t>{machineAdminContact}</w:t>
+            </w:r>
+          </w:p>
+          <w:p>
+            <w:pPr>
+              <w:rPr>
+                <w:rFonts w:ascii="TH SarabunPSK" w:hAnsi="TH SarabunPSK" w:cs="TH SarabunPSK"/>
+              </w:rPr>
+            </w:pPr>
+            <w:r>
+              <w:rPr>
+                <w:rFonts w:ascii="TH SarabunPSK" w:hAnsi="TH SarabunPSK" w:cs="TH SarabunPSK"/>
+                <w:b/>
+                <w:bCs/>
+              </w:rPr>
+              <w:t xml:space="preserve">   E-mail  </w:t>
+            </w:r>
+            <w:r>
+              <w:rPr>
+                <w:rFonts w:ascii="TH SarabunPSK" w:hAnsi="TH SarabunPSK" w:cs="TH SarabunPSK"/>
+                <w:b/>
+                <w:bCs/>
+              </w:rPr>
+              <w:t xml:space="preserve">  </w:t>
+            </w:r>
+            <w:r>
+              <w:rPr>
+                <w:rFonts w:ascii="TH SarabunPSK" w:hAnsi="TH SarabunPSK" w:cs="TH SarabunPSK"/>
+                <w:b/>
+                <w:bCs/>
+              </w:rPr>
+              <w:t xml:space="preserve"> </w:t>
+            </w:r>
+            <w:r>
+              <w:rPr>
+                <w:rFonts w:ascii="TH SarabunPSK" w:hAnsi="TH SarabunPSK" w:cs="TH SarabunPSK"/>
+                <w:b/>
+                <w:bCs/>
+              </w:rPr>
+              <w:t>:</w:t>
+            </w:r>
+            <w:r>
+              <w:rPr>
+                <w:rFonts w:ascii="TH SarabunPSK" w:hAnsi="TH SarabunPSK" w:cs="TH SarabunPSK"/>
+              </w:rPr>
+              <w:t xml:space="preserve"> </w:t>
+            </w:r>
+            <w:r>
+              <w:rPr>
+                <w:rFonts w:ascii="TH SarabunPSK" w:hAnsi="TH SarabunPSK" w:cs="TH SarabunPSK"/>
+                <w:b/>
+                <w:bCs/>
+              </w:rPr>
               <w:t>{</w:t>
             </w:r>
-            <w:proofErr w:type="spellStart"/>
-            <w:r>
-              <w:rPr>
-                <w:rFonts w:ascii="TH SarabunPSK" w:hAnsi="TH SarabunPSK" w:cs="TH SarabunPSK"/>
-                <w:b/>
-                <w:bCs/>
-              </w:rPr>
-              <w:t>MATr</w:t>
-            </w:r>
-            <w:proofErr w:type="spellEnd"/>
-            <w:r>
-              <w:rPr>
-                <w:rFonts w:ascii="TH SarabunPSK" w:hAnsi="TH SarabunPSK" w:cs="TH SarabunPSK"/>
-                <w:b/>
-                <w:bCs/>
-              </w:rPr>
-              <w:t>}</w:t>
-            </w:r>
-            <w:r>
-              <w:rPr>
-                <w:rFonts w:ascii="TH SarabunPSK" w:hAnsi="TH SarabunPSK" w:cs="TH SarabunPSK"/>
-              </w:rPr>
-              <w:t xml:space="preserve"> </w:t>
-            </w:r>
-            <w:r>
-              <w:rPr>
-                <w:rFonts w:ascii="TH SarabunPSK" w:hAnsi="TH SarabunPSK" w:cs="TH SarabunPSK"/>
-                <w:cs/>
-              </w:rPr>
-              <w:t>บุคคลเดียวกับผู้ขอจดทะเบียน</w:t>
-            </w:r>
-          </w:p>
-          <w:p>
-            <w:pPr>
-              <w:rPr>
-                <w:rFonts w:ascii="TH SarabunPSK" w:hAnsi="TH SarabunPSK" w:cs="TH SarabunPSK"/>
-              </w:rPr>
-            </w:pPr>
-            <w:r>
-              <w:rPr>
-                <w:rFonts w:ascii="TH SarabunPSK" w:hAnsi="TH SarabunPSK" w:cs="TH SarabunPSK"/>
-              </w:rPr>
-              <w:t xml:space="preserve">                     </w:t>
-            </w:r>
-            <w:r>
-              <w:rPr>
-                <w:rFonts w:ascii="TH SarabunPSK" w:hAnsi="TH SarabunPSK" w:cs="TH SarabunPSK"/>
-                <w:b/>
-                <w:bCs/>
-              </w:rPr>
-              <w:t>{</w:t>
-            </w:r>
-            <w:proofErr w:type="spellStart"/>
-            <w:r>
-              <w:rPr>
-                <w:rFonts w:ascii="TH SarabunPSK" w:hAnsi="TH SarabunPSK" w:cs="TH SarabunPSK"/>
-                <w:b/>
-                <w:bCs/>
-              </w:rPr>
-              <w:t>MAT</w:t>
-            </w:r>
-            <w:r>
-              <w:rPr>
-                <w:rFonts w:ascii="TH SarabunPSK" w:hAnsi="TH SarabunPSK" w:cs="TH SarabunPSK"/>
-                <w:b/>
-                <w:bCs/>
-              </w:rPr>
-              <w:t>ma</w:t>
-            </w:r>
-            <w:proofErr w:type="spellEnd"/>
-            <w:r>
-              <w:rPr>
-                <w:rFonts w:ascii="TH SarabunPSK" w:hAnsi="TH SarabunPSK" w:cs="TH SarabunPSK"/>
-                <w:b/>
-                <w:bCs/>
-              </w:rPr>
-              <w:t>}</w:t>
-            </w:r>
-            <w:r>
-              <w:rPr>
-                <w:rFonts w:ascii="TH SarabunPSK" w:hAnsi="TH SarabunPSK" w:cs="TH SarabunPSK"/>
-              </w:rPr>
-              <w:t xml:space="preserve"> </w:t>
-            </w:r>
-            <w:r>
-              <w:rPr>
-                <w:rFonts w:ascii="TH SarabunPSK" w:hAnsi="TH SarabunPSK" w:cs="TH SarabunPSK"/>
-                <w:cs/>
-              </w:rPr>
-              <w:t>มีผู้ดูแลเครื่องโดยเฉพาะคือ</w:t>
-            </w:r>
-          </w:p>
-          <w:p>
-            <w:pPr>
-              <w:rPr>
-                <w:rFonts w:ascii="TH SarabunPSK" w:hAnsi="TH SarabunPSK" w:cs="TH SarabunPSK"/>
-              </w:rPr>
-            </w:pPr>
-            <w:r>
-              <w:rPr>
-                <w:rFonts w:ascii="TH SarabunPSK" w:hAnsi="TH SarabunPSK" w:cs="TH SarabunPSK"/>
-                <w:b/>
-                <w:bCs/>
-                <w:cs/>
-              </w:rPr>
-              <w:t xml:space="preserve">   ชื่อ</w:t>
-            </w:r>
-            <w:r>
-              <w:rPr>
-                <w:rFonts w:ascii="TH SarabunPSK" w:hAnsi="TH SarabunPSK" w:cs="TH SarabunPSK"/>
-                <w:b/>
-                <w:bCs/>
-              </w:rPr>
-              <w:t>-</w:t>
-            </w:r>
-            <w:r>
-              <w:rPr>
-                <w:rFonts w:ascii="TH SarabunPSK" w:hAnsi="TH SarabunPSK" w:cs="TH SarabunPSK"/>
-                <w:b/>
-                <w:bCs/>
-                <w:cs/>
-              </w:rPr>
-              <w:t xml:space="preserve">สกุล  </w:t>
-            </w:r>
-            <w:r>
-              <w:rPr>
-                <w:rFonts w:ascii="TH SarabunPSK" w:hAnsi="TH SarabunPSK" w:cs="TH SarabunPSK"/>
-                <w:b/>
-                <w:bCs/>
-                <w:cs/>
-              </w:rPr>
-              <w:t xml:space="preserve"> </w:t>
-            </w:r>
-            <w:r>
-              <w:rPr>
-                <w:rFonts w:ascii="TH SarabunPSK" w:hAnsi="TH SarabunPSK" w:cs="TH SarabunPSK"/>
-                <w:b/>
-                <w:bCs/>
-              </w:rPr>
-              <w:t>:</w:t>
-            </w:r>
-            <w:r>
-              <w:rPr>
-                <w:rFonts w:ascii="TH SarabunPSK" w:hAnsi="TH SarabunPSK" w:cs="TH SarabunPSK"/>
-              </w:rPr>
-              <w:t xml:space="preserve"> </w:t>
-            </w:r>
-            <w:r>
-              <w:rPr>
-                <w:rFonts w:ascii="TH SarabunPSK" w:hAnsi="TH SarabunPSK" w:cs="TH SarabunPSK"/>
-                <w:b/>
-                <w:bCs/>
-              </w:rPr>
-              <w:t>{</w:t>
-            </w:r>
-            <w:proofErr w:type="spellStart"/>
-            <w:r>
-              <w:rPr>
-                <w:rFonts w:ascii="TH SarabunPSK" w:hAnsi="TH SarabunPSK" w:cs="TH SarabunPSK"/>
-                <w:b/>
-                <w:bCs/>
-              </w:rPr>
-              <w:t>machineAdminName</w:t>
-            </w:r>
-            <w:proofErr w:type="spellEnd"/>
-            <w:r>
-              <w:rPr>
-                <w:rFonts w:ascii="TH SarabunPSK" w:hAnsi="TH SarabunPSK" w:cs="TH SarabunPSK"/>
-                <w:b/>
-                <w:bCs/>
-              </w:rPr>
-              <w:t>}</w:t>
-            </w:r>
-          </w:p>
-          <w:p>
-            <w:pPr>
-              <w:rPr>
-                <w:rFonts w:ascii="TH SarabunPSK" w:hAnsi="TH SarabunPSK" w:cs="TH SarabunPSK"/>
-              </w:rPr>
-            </w:pPr>
-            <w:r>
-              <w:rPr>
-                <w:rFonts w:ascii="TH SarabunPSK" w:hAnsi="TH SarabunPSK" w:cs="TH SarabunPSK"/>
-                <w:cs/>
-              </w:rPr>
-              <w:t xml:space="preserve"> </w:t>
-            </w:r>
-            <w:r>
-              <w:rPr>
-                <w:rFonts w:ascii="TH SarabunPSK" w:hAnsi="TH SarabunPSK" w:cs="TH SarabunPSK"/>
-                <w:cs/>
-              </w:rPr>
-              <w:t xml:space="preserve">  </w:t>
-            </w:r>
-            <w:r>
-              <w:rPr>
-                <w:rFonts w:ascii="TH SarabunPSK" w:hAnsi="TH SarabunPSK" w:cs="TH SarabunPSK"/>
-                <w:b/>
-                <w:bCs/>
-                <w:cs/>
-              </w:rPr>
-              <w:t xml:space="preserve">ตำแหน่ง  </w:t>
-            </w:r>
-            <w:r>
-              <w:rPr>
-                <w:rFonts w:ascii="TH SarabunPSK" w:hAnsi="TH SarabunPSK" w:cs="TH SarabunPSK"/>
-                <w:b/>
-                <w:bCs/>
-              </w:rPr>
-              <w:t>:</w:t>
-            </w:r>
-            <w:r>
-              <w:rPr>
-                <w:rFonts w:ascii="TH SarabunPSK" w:hAnsi="TH SarabunPSK" w:cs="TH SarabunPSK"/>
-                <w:b/>
-                <w:bCs/>
-              </w:rPr>
-              <w:t>{</w:t>
-            </w:r>
-            <w:proofErr w:type="spellStart"/>
-            <w:r>
-              <w:rPr>
-                <w:rFonts w:ascii="TH SarabunPSK" w:hAnsi="TH SarabunPSK" w:cs="TH SarabunPSK"/>
-                <w:b/>
-                <w:bCs/>
-              </w:rPr>
-              <w:t>machineAdminPosition</w:t>
-            </w:r>
-            <w:proofErr w:type="spellEnd"/>
-            <w:r>
-              <w:rPr>
-                <w:rFonts w:ascii="TH SarabunPSK" w:hAnsi="TH SarabunPSK" w:cs="TH SarabunPSK"/>
-                <w:b/>
-                <w:bCs/>
-              </w:rPr>
-              <w:t>}</w:t>
-            </w:r>
-          </w:p>
-          <w:p>
-            <w:pPr>
-              <w:rPr>
-                <w:rFonts w:ascii="TH SarabunPSK" w:hAnsi="TH SarabunPSK" w:cs="TH SarabunPSK"/>
-              </w:rPr>
-            </w:pPr>
-            <w:r>
-              <w:rPr>
-                <w:rFonts w:ascii="TH SarabunPSK" w:hAnsi="TH SarabunPSK" w:cs="TH SarabunPSK"/>
-                <w:cs/>
-              </w:rPr>
-              <w:t xml:space="preserve">   </w:t>
-            </w:r>
-            <w:r>
-              <w:rPr>
-                <w:rFonts w:ascii="TH SarabunPSK" w:hAnsi="TH SarabunPSK" w:cs="TH SarabunPSK"/>
-                <w:b/>
-                <w:bCs/>
-                <w:cs/>
-              </w:rPr>
-              <w:t xml:space="preserve">โทรศัพท์  </w:t>
-            </w:r>
-            <w:r>
-              <w:rPr>
-                <w:rFonts w:ascii="TH SarabunPSK" w:hAnsi="TH SarabunPSK" w:cs="TH SarabunPSK"/>
-                <w:b/>
-                <w:bCs/>
-              </w:rPr>
-              <w:t>:</w:t>
-            </w:r>
-            <w:r>
-              <w:rPr>
-                <w:rFonts w:ascii="TH SarabunPSK" w:hAnsi="TH SarabunPSK" w:cs="TH SarabunPSK"/>
-                <w:b/>
-                <w:bCs/>
-              </w:rPr>
-              <w:t>{</w:t>
-            </w:r>
-            <w:proofErr w:type="spellStart"/>
             <w:r>
               <w:rPr>
                 <w:rFonts w:ascii="TH SarabunPSK" w:hAnsi="TH SarabunPSK" w:cs="TH SarabunPSK"/>
@@ -1442,78 +1406,6 @@
               </w:rPr>
               <w:t>machineAdminContact</w:t>
             </w:r>
-            <w:proofErr w:type="spellEnd"/>
-            <w:r>
-              <w:rPr>
-                <w:rFonts w:ascii="TH SarabunPSK" w:hAnsi="TH SarabunPSK" w:cs="TH SarabunPSK"/>
-                <w:b/>
-                <w:bCs/>
-              </w:rPr>
-              <w:t>}</w:t>
-            </w:r>
-          </w:p>
-          <w:p>
-            <w:pPr>
-              <w:rPr>
-                <w:rFonts w:ascii="TH SarabunPSK" w:hAnsi="TH SarabunPSK" w:cs="TH SarabunPSK"/>
-              </w:rPr>
-            </w:pPr>
-            <w:r>
-              <w:rPr>
-                <w:rFonts w:ascii="TH SarabunPSK" w:hAnsi="TH SarabunPSK" w:cs="TH SarabunPSK"/>
-                <w:b/>
-                <w:bCs/>
-              </w:rPr>
-              <w:t xml:space="preserve">   E-mail  </w:t>
-            </w:r>
-            <w:r>
-              <w:rPr>
-                <w:rFonts w:ascii="TH SarabunPSK" w:hAnsi="TH SarabunPSK" w:cs="TH SarabunPSK"/>
-                <w:b/>
-                <w:bCs/>
-              </w:rPr>
-              <w:t xml:space="preserve">  </w:t>
-            </w:r>
-            <w:r>
-              <w:rPr>
-                <w:rFonts w:ascii="TH SarabunPSK" w:hAnsi="TH SarabunPSK" w:cs="TH SarabunPSK"/>
-                <w:b/>
-                <w:bCs/>
-              </w:rPr>
-              <w:t xml:space="preserve"> </w:t>
-            </w:r>
-            <w:r>
-              <w:rPr>
-                <w:rFonts w:ascii="TH SarabunPSK" w:hAnsi="TH SarabunPSK" w:cs="TH SarabunPSK"/>
-                <w:b/>
-                <w:bCs/>
-              </w:rPr>
-              <w:t>:</w:t>
-            </w:r>
-            <w:r>
-              <w:rPr>
-                <w:rFonts w:ascii="TH SarabunPSK" w:hAnsi="TH SarabunPSK" w:cs="TH SarabunPSK"/>
-              </w:rPr>
-              <w:t xml:space="preserve"> </w:t>
-            </w:r>
-            <w:r>
-              <w:rPr>
-                <w:rFonts w:ascii="TH SarabunPSK" w:hAnsi="TH SarabunPSK" w:cs="TH SarabunPSK"/>
-                <w:b/>
-                <w:bCs/>
-              </w:rPr>
-              <w:t>{</w:t>
-            </w:r>
-            <w:proofErr w:type="spellStart"/>
-            <w:r>
-              <w:rPr>
-                <w:rFonts w:ascii="TH SarabunPSK" w:hAnsi="TH SarabunPSK" w:cs="TH SarabunPSK"/>
-                <w:b/>
-                <w:bCs/>
-              </w:rPr>
-              <w:t>machineAdminContact</w:t>
-            </w:r>
-            <w:proofErr w:type="spellEnd"/>
             <w:r>
               <w:rPr>
                 <w:rFonts w:ascii="TH SarabunPSK" w:hAnsi="TH SarabunPSK" w:cs="TH SarabunPSK"/>
@@ -1616,30 +1508,157 @@
               <w:rPr>
                 <w:rFonts w:ascii="TH SarabunPSK" w:hAnsi="TH SarabunPSK" w:cs="TH SarabunPSK"/>
               </w:rPr>
-              <w:t>{</w:t>
-            </w:r>
-            <w:proofErr w:type="spellStart"/>
-            <w:r>
-              <w:rPr>
-                <w:rFonts w:ascii="TH SarabunPSK" w:hAnsi="TH SarabunPSK" w:cs="TH SarabunPSK"/>
-              </w:rPr>
-              <w:t>ot</w:t>
-            </w:r>
-            <w:proofErr w:type="spellEnd"/>
+              <w:t>{ot}</w:t>
+            </w:r>
+            <w:r>
+              <w:rPr>
+                <w:rFonts w:ascii="TH SarabunPSK" w:hAnsi="TH SarabunPSK" w:cs="TH SarabunPSK"/>
+              </w:rPr>
+              <w:t xml:space="preserve"> </w:t>
+            </w:r>
+            <w:r>
+              <w:rPr>
+                <w:rFonts w:ascii="TH SarabunPSK" w:hAnsi="TH SarabunPSK" w:cs="TH SarabunPSK" w:hint="cs"/>
+                <w:cs/>
+              </w:rPr>
+              <w:t>อื่น ๆ ระบุ</w:t>
+            </w:r>
+            <w:r>
+              <w:rPr>
+                <w:rFonts w:ascii="TH SarabunPSK" w:hAnsi="TH SarabunPSK" w:cs="TH SarabunPSK"/>
+              </w:rPr>
+              <w:t xml:space="preserve"> {</w:t>
+            </w:r>
+            <w:r>
+              <w:rPr>
+                <w:rFonts w:ascii="TH SarabunPSK" w:hAnsi="TH SarabunPSK" w:cs="TH SarabunPSK"/>
+              </w:rPr>
+              <w:t>otherMachineType</w:t>
+            </w:r>
             <w:r>
               <w:rPr>
                 <w:rFonts w:ascii="TH SarabunPSK" w:hAnsi="TH SarabunPSK" w:cs="TH SarabunPSK"/>
               </w:rPr>
               <w:t>}</w:t>
             </w:r>
-            <w:r>
-              <w:rPr>
-                <w:rFonts w:ascii="TH SarabunPSK" w:hAnsi="TH SarabunPSK" w:cs="TH SarabunPSK"/>
+          </w:p>
+          <w:p>
+            <w:pPr>
+              <w:rPr>
+                <w:rFonts w:ascii="TH SarabunPSK" w:hAnsi="TH SarabunPSK" w:cs="TH SarabunPSK"/>
+              </w:rPr>
+            </w:pPr>
+            <w:r>
+              <w:rPr>
+                <w:rFonts w:ascii="TH SarabunPSK" w:hAnsi="TH SarabunPSK" w:cs="TH SarabunPSK"/>
+                <w:b/>
+                <w:bCs/>
+                <w:cs/>
+              </w:rPr>
+              <w:t>ระบบปฏิบัติการ</w:t>
+            </w:r>
+            <w:r>
+              <w:rPr>
+                <w:rFonts w:ascii="TH SarabunPSK" w:hAnsi="TH SarabunPSK" w:cs="TH SarabunPSK"/>
+                <w:cs/>
               </w:rPr>
               <w:t xml:space="preserve"> </w:t>
             </w:r>
             <w:r>
               <w:rPr>
+                <w:rFonts w:ascii="TH SarabunPSK" w:hAnsi="TH SarabunPSK" w:cs="TH SarabunPSK"/>
+                <w:cs/>
+              </w:rPr>
+              <w:t xml:space="preserve"> </w:t>
+            </w:r>
+            <w:r>
+              <w:rPr>
+                <w:rFonts w:ascii="TH SarabunPSK" w:hAnsi="TH SarabunPSK" w:cs="TH SarabunPSK"/>
+              </w:rPr>
+              <w:t>{L}</w:t>
+            </w:r>
+            <w:r>
+              <w:rPr>
+                <w:rFonts w:ascii="TH SarabunPSK" w:hAnsi="TH SarabunPSK" w:cs="TH SarabunPSK"/>
+              </w:rPr>
+              <w:t xml:space="preserve"> Linux     </w:t>
+            </w:r>
+            <w:r>
+              <w:rPr>
+                <w:rFonts w:ascii="TH SarabunPSK" w:hAnsi="TH SarabunPSK" w:cs="TH SarabunPSK"/>
+              </w:rPr>
+              <w:t xml:space="preserve">        </w:t>
+            </w:r>
+            <w:r>
+              <w:rPr>
+                <w:rFonts w:ascii="TH SarabunPSK" w:hAnsi="TH SarabunPSK" w:cs="TH SarabunPSK"/>
+              </w:rPr>
+              <w:t>{U}</w:t>
+            </w:r>
+            <w:r>
+              <w:rPr>
+                <w:rFonts w:ascii="TH SarabunPSK" w:hAnsi="TH SarabunPSK" w:cs="TH SarabunPSK"/>
+              </w:rPr>
+              <w:t xml:space="preserve"> Unix  </w:t>
+            </w:r>
+          </w:p>
+          <w:p>
+            <w:pPr>
+              <w:rPr>
+                <w:rFonts w:ascii="TH SarabunPSK" w:hAnsi="TH SarabunPSK" w:cs="TH SarabunPSK"/>
+              </w:rPr>
+            </w:pPr>
+            <w:r>
+              <w:rPr>
+                <w:rFonts w:ascii="TH SarabunPSK" w:hAnsi="TH SarabunPSK" w:cs="TH SarabunPSK"/>
+              </w:rPr>
+              <w:t xml:space="preserve">                      </w:t>
+            </w:r>
+            <w:r>
+              <w:rPr>
+                <w:rFonts w:ascii="TH SarabunPSK" w:hAnsi="TH SarabunPSK" w:cs="TH SarabunPSK"/>
+              </w:rPr>
+              <w:t>{W}</w:t>
+            </w:r>
+            <w:r>
+              <w:rPr>
+                <w:rFonts w:ascii="TH SarabunPSK" w:hAnsi="TH SarabunPSK" w:cs="TH SarabunPSK"/>
+              </w:rPr>
+              <w:t xml:space="preserve">  MS Windows</w:t>
+            </w:r>
+          </w:p>
+          <w:p>
+            <w:pPr>
+              <w:rPr>
+                <w:rFonts w:ascii="TH SarabunPSK" w:hAnsi="TH SarabunPSK" w:cs="TH SarabunPSK"/>
+              </w:rPr>
+            </w:pPr>
+            <w:r>
+              <w:rPr>
+                <w:rFonts w:ascii="TH SarabunPSK" w:hAnsi="TH SarabunPSK" w:cs="TH SarabunPSK"/>
+              </w:rPr>
+              <w:t xml:space="preserve">            </w:t>
+            </w:r>
+            <w:r>
+              <w:rPr>
+                <w:rFonts w:ascii="TH SarabunPSK" w:hAnsi="TH SarabunPSK" w:cs="TH SarabunPSK"/>
+              </w:rPr>
+              <w:t xml:space="preserve">          </w:t>
+            </w:r>
+            <w:r>
+              <w:rPr>
+                <w:rFonts w:ascii="TH SarabunPSK" w:hAnsi="TH SarabunPSK" w:cs="TH SarabunPSK"/>
+              </w:rPr>
+              <w:t>{O}</w:t>
+            </w:r>
+            <w:r>
+              <w:rPr>
+                <w:rFonts w:ascii="TH SarabunPSK" w:hAnsi="TH SarabunPSK" w:cs="TH SarabunPSK"/>
+              </w:rPr>
+              <w:t xml:space="preserve"> </w:t>
+            </w:r>
+            <w:r>
+              <w:rPr>
                 <w:rFonts w:ascii="TH SarabunPSK" w:hAnsi="TH SarabunPSK" w:cs="TH SarabunPSK" w:hint="cs"/>
                 <w:cs/>
               </w:rPr>
@@ -1651,157 +1670,12 @@
               </w:rPr>
               <w:t xml:space="preserve"> {</w:t>
             </w:r>
-            <w:proofErr w:type="spellStart"/>
-            <w:r>
-              <w:rPr>
-                <w:rFonts w:ascii="TH SarabunPSK" w:hAnsi="TH SarabunPSK" w:cs="TH SarabunPSK"/>
-              </w:rPr>
-              <w:t>otherMachineType</w:t>
-            </w:r>
-            <w:proofErr w:type="spellEnd"/>
-            <w:r>
-              <w:rPr>
-                <w:rFonts w:ascii="TH SarabunPSK" w:hAnsi="TH SarabunPSK" w:cs="TH SarabunPSK"/>
-              </w:rPr>
-              <w:t>}</w:t>
-            </w:r>
-          </w:p>
-          <w:p>
-            <w:pPr>
-              <w:rPr>
-                <w:rFonts w:ascii="TH SarabunPSK" w:hAnsi="TH SarabunPSK" w:cs="TH SarabunPSK"/>
-              </w:rPr>
-            </w:pPr>
-            <w:r>
-              <w:rPr>
-                <w:rFonts w:ascii="TH SarabunPSK" w:hAnsi="TH SarabunPSK" w:cs="TH SarabunPSK"/>
-                <w:b/>
-                <w:bCs/>
-                <w:cs/>
-              </w:rPr>
-              <w:t>ระบบปฏิบัติการ</w:t>
-            </w:r>
-            <w:r>
-              <w:rPr>
-                <w:rFonts w:ascii="TH SarabunPSK" w:hAnsi="TH SarabunPSK" w:cs="TH SarabunPSK"/>
-                <w:cs/>
-              </w:rPr>
-              <w:t xml:space="preserve"> </w:t>
-            </w:r>
-            <w:r>
-              <w:rPr>
-                <w:rFonts w:ascii="TH SarabunPSK" w:hAnsi="TH SarabunPSK" w:cs="TH SarabunPSK"/>
-                <w:cs/>
-              </w:rPr>
-              <w:t xml:space="preserve"> </w:t>
-            </w:r>
-            <w:r>
-              <w:rPr>
-                <w:rFonts w:ascii="TH SarabunPSK" w:hAnsi="TH SarabunPSK" w:cs="TH SarabunPSK"/>
-              </w:rPr>
-              <w:t>{L}</w:t>
-            </w:r>
-            <w:r>
-              <w:rPr>
-                <w:rFonts w:ascii="TH SarabunPSK" w:hAnsi="TH SarabunPSK" w:cs="TH SarabunPSK"/>
-              </w:rPr>
-              <w:t xml:space="preserve"> Linux     </w:t>
-            </w:r>
-            <w:r>
-              <w:rPr>
-                <w:rFonts w:ascii="TH SarabunPSK" w:hAnsi="TH SarabunPSK" w:cs="TH SarabunPSK"/>
-              </w:rPr>
-              <w:t xml:space="preserve">        </w:t>
-            </w:r>
-            <w:r>
-              <w:rPr>
-                <w:rFonts w:ascii="TH SarabunPSK" w:hAnsi="TH SarabunPSK" w:cs="TH SarabunPSK"/>
-              </w:rPr>
-              <w:t>{U}</w:t>
-            </w:r>
-            <w:r>
-              <w:rPr>
-                <w:rFonts w:ascii="TH SarabunPSK" w:hAnsi="TH SarabunPSK" w:cs="TH SarabunPSK"/>
-              </w:rPr>
-              <w:t xml:space="preserve"> Unix  </w:t>
-            </w:r>
-          </w:p>
-          <w:p>
-            <w:pPr>
-              <w:rPr>
-                <w:rFonts w:ascii="TH SarabunPSK" w:hAnsi="TH SarabunPSK" w:cs="TH SarabunPSK"/>
-              </w:rPr>
-            </w:pPr>
-            <w:r>
-              <w:rPr>
-                <w:rFonts w:ascii="TH SarabunPSK" w:hAnsi="TH SarabunPSK" w:cs="TH SarabunPSK"/>
-              </w:rPr>
-              <w:t xml:space="preserve">                      </w:t>
-            </w:r>
-            <w:r>
-              <w:rPr>
-                <w:rFonts w:ascii="TH SarabunPSK" w:hAnsi="TH SarabunPSK" w:cs="TH SarabunPSK"/>
-              </w:rPr>
-              <w:t>{W}</w:t>
-            </w:r>
-            <w:r>
-              <w:rPr>
-                <w:rFonts w:ascii="TH SarabunPSK" w:hAnsi="TH SarabunPSK" w:cs="TH SarabunPSK"/>
-              </w:rPr>
-              <w:t xml:space="preserve">  MS Windows</w:t>
-            </w:r>
-          </w:p>
-          <w:p>
-            <w:pPr>
-              <w:rPr>
-                <w:rFonts w:ascii="TH SarabunPSK" w:hAnsi="TH SarabunPSK" w:cs="TH SarabunPSK"/>
-              </w:rPr>
-            </w:pPr>
-            <w:r>
-              <w:rPr>
-                <w:rFonts w:ascii="TH SarabunPSK" w:hAnsi="TH SarabunPSK" w:cs="TH SarabunPSK"/>
-              </w:rPr>
-              <w:t xml:space="preserve">            </w:t>
-            </w:r>
-            <w:r>
-              <w:rPr>
-                <w:rFonts w:ascii="TH SarabunPSK" w:hAnsi="TH SarabunPSK" w:cs="TH SarabunPSK"/>
-              </w:rPr>
-              <w:t xml:space="preserve">          </w:t>
-            </w:r>
-            <w:r>
-              <w:rPr>
-                <w:rFonts w:ascii="TH SarabunPSK" w:hAnsi="TH SarabunPSK" w:cs="TH SarabunPSK"/>
-              </w:rPr>
-              <w:t>{O}</w:t>
-            </w:r>
-            <w:r>
-              <w:rPr>
-                <w:rFonts w:ascii="TH SarabunPSK" w:hAnsi="TH SarabunPSK" w:cs="TH SarabunPSK"/>
-              </w:rPr>
-              <w:t xml:space="preserve"> </w:t>
-            </w:r>
-            <w:r>
-              <w:rPr>
-                <w:rFonts w:ascii="TH SarabunPSK" w:hAnsi="TH SarabunPSK" w:cs="TH SarabunPSK" w:hint="cs"/>
-                <w:cs/>
-              </w:rPr>
-              <w:t>อื่น ๆ ระบุ</w:t>
-            </w:r>
-            <w:r>
-              <w:rPr>
-                <w:rFonts w:ascii="TH SarabunPSK" w:hAnsi="TH SarabunPSK" w:cs="TH SarabunPSK"/>
-              </w:rPr>
-              <w:t xml:space="preserve"> {</w:t>
-            </w:r>
-            <w:proofErr w:type="spellStart"/>
             <w:r>
               <w:rPr>
                 <w:rFonts w:ascii="TH SarabunPSK" w:hAnsi="TH SarabunPSK" w:cs="TH SarabunPSK"/>
               </w:rPr>
               <w:t>otherOS</w:t>
             </w:r>
-            <w:proofErr w:type="spellEnd"/>
             <w:r>
               <w:rPr>
                 <w:rFonts w:ascii="TH SarabunPSK" w:hAnsi="TH SarabunPSK" w:cs="TH SarabunPSK"/>
@@ -2142,22 +2016,7 @@
                 <w:b/>
                 <w:bCs/>
               </w:rPr>
-              <w:t>{</w:t>
-            </w:r>
-            <w:r>
-              <w:rPr>
-                <w:b/>
-                <w:bCs/>
-              </w:rPr>
-              <w:t xml:space="preserve"> </w:t>
-            </w:r>
-            <w:r>
-              <w:rPr>
-                <w:rFonts w:ascii="TH SarabunPSK" w:hAnsi="TH SarabunPSK" w:cs="TH SarabunPSK"/>
-                <w:b/>
-                <w:bCs/>
-              </w:rPr>
-              <w:t>purpose }</w:t>
+              <w:t>{purpose}</w:t>
             </w:r>
           </w:p>
         </w:tc>
@@ -2333,7 +2192,7 @@
             <w:pPr>
               <w:jc w:val="center"/>
               <w:rPr>
-                <w:rFonts w:ascii="TH SarabunPSK" w:hAnsi="TH SarabunPSK" w:cs="TH SarabunPSK" w:hint="cs"/>
+                <w:rFonts w:ascii="TH SarabunPSK" w:hAnsi="TH SarabunPSK" w:cs="TH SarabunPSK"/>
               </w:rPr>
             </w:pPr>
             <w:r>
@@ -2342,7 +2201,6 @@
               </w:rPr>
               <w:t>{</w:t>
             </w:r>
-            <w:proofErr w:type="spellStart"/>
             <w:r>
               <w:rPr>
                 <w:rFonts w:ascii="TH SarabunPSK" w:hAnsi="TH SarabunPSK" w:cs="TH SarabunPSK"/>
@@ -2351,7 +2209,6 @@
               </w:rPr>
               <w:t>requesterName</w:t>
             </w:r>
-            <w:proofErr w:type="spellEnd"/>
             <w:r>
               <w:rPr>
                 <w:rFonts w:ascii="TH SarabunPSK" w:hAnsi="TH SarabunPSK" w:cs="TH SarabunPSK"/>
@@ -2372,7 +2229,6 @@
               </w:rPr>
               <w:t>{</w:t>
             </w:r>
-            <w:proofErr w:type="spellStart"/>
             <w:r>
               <w:rPr>
                 <w:rFonts w:ascii="TH SarabunPSK" w:hAnsi="TH SarabunPSK" w:cs="TH SarabunPSK"/>
@@ -2381,7 +2237,6 @@
               </w:rPr>
               <w:t>requesterName</w:t>
             </w:r>
-            <w:proofErr w:type="spellEnd"/>
             <w:r>
               <w:rPr>
                 <w:rFonts w:ascii="TH SarabunPSK" w:hAnsi="TH SarabunPSK" w:cs="TH SarabunPSK"/>
@@ -2429,25 +2284,7 @@
                 <w:b/>
                 <w:bCs/>
               </w:rPr>
-              <w:t>{</w:t>
-            </w:r>
-            <w:proofErr w:type="spellStart"/>
-            <w:r>
-              <w:rPr>
-                <w:rFonts w:ascii="TH SarabunPSK" w:hAnsi="TH SarabunPSK" w:cs="TH SarabunPSK"/>
-                <w:b/>
-                <w:bCs/>
-              </w:rPr>
-              <w:t>requestedAt</w:t>
-            </w:r>
-            <w:proofErr w:type="spellEnd"/>
-            <w:r>
-              <w:rPr>
-                <w:rFonts w:ascii="TH SarabunPSK" w:hAnsi="TH SarabunPSK" w:cs="TH SarabunPSK"/>
-                <w:b/>
-                <w:bCs/>
-              </w:rPr>
-              <w:t>}</w:t>
+              <w:t>{requestedAt}</w:t>
             </w:r>
           </w:p>
         </w:tc>
@@ -2564,25 +2401,7 @@
                 <w:b/>
                 <w:bCs/>
               </w:rPr>
-              <w:t>{</w:t>
-            </w:r>
-            <w:proofErr w:type="spellStart"/>
-            <w:r>
-              <w:rPr>
-                <w:rFonts w:ascii="TH SarabunPSK" w:hAnsi="TH SarabunPSK" w:cs="TH SarabunPSK"/>
-                <w:b/>
-                <w:bCs/>
-              </w:rPr>
-              <w:t>approvalCooldownAt</w:t>
-            </w:r>
-            <w:proofErr w:type="spellEnd"/>
-            <w:r>
-              <w:rPr>
-                <w:rFonts w:ascii="TH SarabunPSK" w:hAnsi="TH SarabunPSK" w:cs="TH SarabunPSK"/>
-                <w:b/>
-                <w:bCs/>
-              </w:rPr>
-              <w:t>}</w:t>
+              <w:t>{approvalCooldownAt}</w:t>
             </w:r>
           </w:p>
         </w:tc>
@@ -3128,25 +2947,7 @@
                 <w:b/>
                 <w:bCs/>
               </w:rPr>
-              <w:t>{</w:t>
-            </w:r>
-            <w:proofErr w:type="spellStart"/>
-            <w:r>
-              <w:rPr>
-                <w:rFonts w:ascii="TH SarabunPSK" w:hAnsi="TH SarabunPSK" w:cs="TH SarabunPSK"/>
-                <w:b/>
-                <w:bCs/>
-              </w:rPr>
-              <w:t>approvalCooldownAt</w:t>
-            </w:r>
-            <w:proofErr w:type="spellEnd"/>
-            <w:r>
-              <w:rPr>
-                <w:rFonts w:ascii="TH SarabunPSK" w:hAnsi="TH SarabunPSK" w:cs="TH SarabunPSK"/>
-                <w:b/>
-                <w:bCs/>
-              </w:rPr>
-              <w:t>}</w:t>
+              <w:t>{approvalCooldownAt}</w:t>
             </w:r>
           </w:p>
         </w:tc>

--- a/src/app/api/generate-word/[id]/(nstru-arit-05) web.docx
+++ b/src/app/api/generate-word/[id]/(nstru-arit-05) web.docx
@@ -395,6 +395,7 @@
               </w:rPr>
               <w:t>{</w:t>
             </w:r>
+            <w:proofErr w:type="spellStart"/>
             <w:r>
               <w:rPr>
                 <w:rFonts w:ascii="TH SarabunPSK" w:hAnsi="TH SarabunPSK" w:cs="TH SarabunPSK"/>
@@ -403,6 +404,7 @@
               </w:rPr>
               <w:t>requesterName</w:t>
             </w:r>
+            <w:proofErr w:type="spellEnd"/>
             <w:r>
               <w:rPr>
                 <w:rFonts w:ascii="TH SarabunPSK" w:hAnsi="TH SarabunPSK" w:cs="TH SarabunPSK"/>
@@ -583,6 +585,7 @@
               </w:rPr>
               <w:t>{</w:t>
             </w:r>
+            <w:proofErr w:type="spellStart"/>
             <w:r>
               <w:rPr>
                 <w:rFonts w:ascii="TH SarabunPSK" w:hAnsi="TH SarabunPSK" w:cs="TH SarabunPSK"/>
@@ -591,6 +594,15 @@
               </w:rPr>
               <w:t>contact</w:t>
             </w:r>
+            <w:r>
+              <w:rPr>
+                <w:rFonts w:ascii="TH SarabunPSK" w:hAnsi="TH SarabunPSK" w:cs="TH SarabunPSK"/>
+                <w:b/>
+                <w:bCs/>
+              </w:rPr>
+              <w:t>P</w:t>
+            </w:r>
+            <w:proofErr w:type="spellEnd"/>
             <w:r>
               <w:rPr>
                 <w:rFonts w:ascii="TH SarabunPSK" w:hAnsi="TH SarabunPSK" w:cs="TH SarabunPSK"/>
@@ -723,6 +735,7 @@
                 <w:bCs/>
               </w:rPr>
             </w:pPr>
+            <w:proofErr w:type="gramStart"/>
             <w:r>
               <w:rPr>
                 <w:rFonts w:ascii="TH SarabunPSK" w:hAnsi="TH SarabunPSK" w:cs="TH SarabunPSK"/>
@@ -739,6 +752,8 @@
               </w:rPr>
               <w:t>{</w:t>
             </w:r>
+            <w:proofErr w:type="spellStart"/>
+            <w:proofErr w:type="gramEnd"/>
             <w:r>
               <w:rPr>
                 <w:rFonts w:ascii="TH SarabunPSK" w:hAnsi="TH SarabunPSK" w:cs="TH SarabunPSK"/>
@@ -747,6 +762,15 @@
               </w:rPr>
               <w:t>contact</w:t>
             </w:r>
+            <w:r>
+              <w:rPr>
+                <w:rFonts w:ascii="TH SarabunPSK" w:hAnsi="TH SarabunPSK" w:cs="TH SarabunPSK"/>
+                <w:b/>
+                <w:bCs/>
+              </w:rPr>
+              <w:t>E</w:t>
+            </w:r>
+            <w:proofErr w:type="spellEnd"/>
             <w:r>
               <w:rPr>
                 <w:rFonts w:ascii="TH SarabunPSK" w:hAnsi="TH SarabunPSK" w:cs="TH SarabunPSK"/>
@@ -920,6 +944,7 @@
               </w:rPr>
               <w:t>{</w:t>
             </w:r>
+            <w:proofErr w:type="spellStart"/>
             <w:r>
               <w:rPr>
                 <w:rFonts w:ascii="TH SarabunPSK" w:hAnsi="TH SarabunPSK" w:cs="TH SarabunPSK"/>
@@ -928,6 +953,7 @@
               </w:rPr>
               <w:t>ipAddress</w:t>
             </w:r>
+            <w:proofErr w:type="spellEnd"/>
             <w:r>
               <w:rPr>
                 <w:rFonts w:ascii="TH SarabunPSK" w:hAnsi="TH SarabunPSK" w:cs="TH SarabunPSK"/>
@@ -982,7 +1008,25 @@
                 <w:b/>
                 <w:bCs/>
               </w:rPr>
-              <w:t>{machineRoom}</w:t>
+              <w:t>{</w:t>
+            </w:r>
+            <w:proofErr w:type="spellStart"/>
+            <w:r>
+              <w:rPr>
+                <w:rFonts w:ascii="TH SarabunPSK" w:hAnsi="TH SarabunPSK" w:cs="TH SarabunPSK"/>
+                <w:b/>
+                <w:bCs/>
+              </w:rPr>
+              <w:t>machineRoom</w:t>
+            </w:r>
+            <w:proofErr w:type="spellEnd"/>
+            <w:r>
+              <w:rPr>
+                <w:rFonts w:ascii="TH SarabunPSK" w:hAnsi="TH SarabunPSK" w:cs="TH SarabunPSK"/>
+                <w:b/>
+                <w:bCs/>
+              </w:rPr>
+              <w:t>}</w:t>
             </w:r>
             <w:r>
               <w:rPr>
@@ -1017,6 +1061,7 @@
               </w:rPr>
               <w:t>{</w:t>
             </w:r>
+            <w:proofErr w:type="spellStart"/>
             <w:r>
               <w:rPr>
                 <w:rFonts w:ascii="TH SarabunPSK" w:hAnsi="TH SarabunPSK" w:cs="TH SarabunPSK"/>
@@ -1025,6 +1070,7 @@
               </w:rPr>
               <w:t>machinePlace</w:t>
             </w:r>
+            <w:proofErr w:type="spellEnd"/>
             <w:r>
               <w:rPr>
                 <w:rFonts w:ascii="TH SarabunPSK" w:hAnsi="TH SarabunPSK" w:cs="TH SarabunPSK"/>
@@ -1131,7 +1177,25 @@
                 <w:b/>
                 <w:bCs/>
               </w:rPr>
-              <w:t>{MATr}</w:t>
+              <w:t>{</w:t>
+            </w:r>
+            <w:proofErr w:type="spellStart"/>
+            <w:r>
+              <w:rPr>
+                <w:rFonts w:ascii="TH SarabunPSK" w:hAnsi="TH SarabunPSK" w:cs="TH SarabunPSK"/>
+                <w:b/>
+                <w:bCs/>
+              </w:rPr>
+              <w:t>MATr</w:t>
+            </w:r>
+            <w:proofErr w:type="spellEnd"/>
+            <w:r>
+              <w:rPr>
+                <w:rFonts w:ascii="TH SarabunPSK" w:hAnsi="TH SarabunPSK" w:cs="TH SarabunPSK"/>
+                <w:b/>
+                <w:bCs/>
+              </w:rPr>
+              <w:t>}</w:t>
             </w:r>
             <w:r>
               <w:rPr>
@@ -1165,7 +1229,16 @@
                 <w:b/>
                 <w:bCs/>
               </w:rPr>
-              <w:t>{MAT</w:t>
+              <w:t>{</w:t>
+            </w:r>
+            <w:proofErr w:type="spellStart"/>
+            <w:r>
+              <w:rPr>
+                <w:rFonts w:ascii="TH SarabunPSK" w:hAnsi="TH SarabunPSK" w:cs="TH SarabunPSK"/>
+                <w:b/>
+                <w:bCs/>
+              </w:rPr>
+              <w:t>MAT</w:t>
             </w:r>
             <w:r>
               <w:rPr>
@@ -1175,6 +1248,7 @@
               </w:rPr>
               <w:t>ma</w:t>
             </w:r>
+            <w:proofErr w:type="spellEnd"/>
             <w:r>
               <w:rPr>
                 <w:rFonts w:ascii="TH SarabunPSK" w:hAnsi="TH SarabunPSK" w:cs="TH SarabunPSK"/>
@@ -1258,7 +1332,25 @@
                 <w:b/>
                 <w:bCs/>
               </w:rPr>
-              <w:t>{machineAdminName}</w:t>
+              <w:t>{</w:t>
+            </w:r>
+            <w:proofErr w:type="spellStart"/>
+            <w:r>
+              <w:rPr>
+                <w:rFonts w:ascii="TH SarabunPSK" w:hAnsi="TH SarabunPSK" w:cs="TH SarabunPSK"/>
+                <w:b/>
+                <w:bCs/>
+              </w:rPr>
+              <w:t>machineAdminName</w:t>
+            </w:r>
+            <w:proofErr w:type="spellEnd"/>
+            <w:r>
+              <w:rPr>
+                <w:rFonts w:ascii="TH SarabunPSK" w:hAnsi="TH SarabunPSK" w:cs="TH SarabunPSK"/>
+                <w:b/>
+                <w:bCs/>
+              </w:rPr>
+              <w:t>}</w:t>
             </w:r>
           </w:p>
           <w:p>
@@ -1304,7 +1396,25 @@
                 <w:b/>
                 <w:bCs/>
               </w:rPr>
-              <w:t>{machineAdminPosition}</w:t>
+              <w:t>{</w:t>
+            </w:r>
+            <w:proofErr w:type="spellStart"/>
+            <w:r>
+              <w:rPr>
+                <w:rFonts w:ascii="TH SarabunPSK" w:hAnsi="TH SarabunPSK" w:cs="TH SarabunPSK"/>
+                <w:b/>
+                <w:bCs/>
+              </w:rPr>
+              <w:t>machineAdminPosition</w:t>
+            </w:r>
+            <w:proofErr w:type="spellEnd"/>
+            <w:r>
+              <w:rPr>
+                <w:rFonts w:ascii="TH SarabunPSK" w:hAnsi="TH SarabunPSK" w:cs="TH SarabunPSK"/>
+                <w:b/>
+                <w:bCs/>
+              </w:rPr>
+              <w:t>}</w:t>
             </w:r>
           </w:p>
           <w:p>
@@ -1343,22 +1453,57 @@
                 <w:b/>
                 <w:bCs/>
               </w:rPr>
-              <w:t>{machineAdminContact}</w:t>
-            </w:r>
-          </w:p>
-          <w:p>
-            <w:pPr>
-              <w:rPr>
-                <w:rFonts w:ascii="TH SarabunPSK" w:hAnsi="TH SarabunPSK" w:cs="TH SarabunPSK"/>
-              </w:rPr>
-            </w:pPr>
-            <w:r>
-              <w:rPr>
-                <w:rFonts w:ascii="TH SarabunPSK" w:hAnsi="TH SarabunPSK" w:cs="TH SarabunPSK"/>
-                <w:b/>
-                <w:bCs/>
-              </w:rPr>
-              <w:t xml:space="preserve">   E-mail  </w:t>
+              <w:t>{</w:t>
+            </w:r>
+            <w:proofErr w:type="spellStart"/>
+            <w:r>
+              <w:rPr>
+                <w:rFonts w:ascii="TH SarabunPSK" w:hAnsi="TH SarabunPSK" w:cs="TH SarabunPSK"/>
+                <w:b/>
+                <w:bCs/>
+              </w:rPr>
+              <w:t>machineAdminContact</w:t>
+            </w:r>
+            <w:r>
+              <w:rPr>
+                <w:rFonts w:ascii="TH SarabunPSK" w:hAnsi="TH SarabunPSK" w:cs="TH SarabunPSK"/>
+                <w:b/>
+                <w:bCs/>
+              </w:rPr>
+              <w:t>P</w:t>
+            </w:r>
+            <w:proofErr w:type="spellEnd"/>
+            <w:r>
+              <w:rPr>
+                <w:rFonts w:ascii="TH SarabunPSK" w:hAnsi="TH SarabunPSK" w:cs="TH SarabunPSK"/>
+                <w:b/>
+                <w:bCs/>
+              </w:rPr>
+              <w:t>}</w:t>
+            </w:r>
+          </w:p>
+          <w:p>
+            <w:pPr>
+              <w:rPr>
+                <w:rFonts w:ascii="TH SarabunPSK" w:hAnsi="TH SarabunPSK" w:cs="TH SarabunPSK"/>
+              </w:rPr>
+            </w:pPr>
+            <w:r>
+              <w:rPr>
+                <w:rFonts w:ascii="TH SarabunPSK" w:hAnsi="TH SarabunPSK" w:cs="TH SarabunPSK"/>
+                <w:b/>
+                <w:bCs/>
+              </w:rPr>
+              <w:t xml:space="preserve">   </w:t>
+            </w:r>
+            <w:proofErr w:type="gramStart"/>
+            <w:r>
+              <w:rPr>
+                <w:rFonts w:ascii="TH SarabunPSK" w:hAnsi="TH SarabunPSK" w:cs="TH SarabunPSK"/>
+                <w:b/>
+                <w:bCs/>
+              </w:rPr>
+              <w:t xml:space="preserve">E-mail  </w:t>
             </w:r>
             <w:r>
               <w:rPr>
@@ -1398,6 +1543,8 @@
               </w:rPr>
               <w:t>{</w:t>
             </w:r>
+            <w:proofErr w:type="spellStart"/>
+            <w:proofErr w:type="gramEnd"/>
             <w:r>
               <w:rPr>
                 <w:rFonts w:ascii="TH SarabunPSK" w:hAnsi="TH SarabunPSK" w:cs="TH SarabunPSK"/>
@@ -1406,6 +1553,15 @@
               </w:rPr>
               <w:t>machineAdminContact</w:t>
             </w:r>
+            <w:r>
+              <w:rPr>
+                <w:rFonts w:ascii="TH SarabunPSK" w:hAnsi="TH SarabunPSK" w:cs="TH SarabunPSK"/>
+                <w:b/>
+                <w:bCs/>
+              </w:rPr>
+              <w:t>E</w:t>
+            </w:r>
+            <w:proofErr w:type="spellEnd"/>
             <w:r>
               <w:rPr>
                 <w:rFonts w:ascii="TH SarabunPSK" w:hAnsi="TH SarabunPSK" w:cs="TH SarabunPSK"/>
@@ -1508,7 +1664,21 @@
               <w:rPr>
                 <w:rFonts w:ascii="TH SarabunPSK" w:hAnsi="TH SarabunPSK" w:cs="TH SarabunPSK"/>
               </w:rPr>
-              <w:t>{ot}</w:t>
+              <w:t>{</w:t>
+            </w:r>
+            <w:proofErr w:type="spellStart"/>
+            <w:r>
+              <w:rPr>
+                <w:rFonts w:ascii="TH SarabunPSK" w:hAnsi="TH SarabunPSK" w:cs="TH SarabunPSK"/>
+              </w:rPr>
+              <w:t>ot</w:t>
+            </w:r>
+            <w:proofErr w:type="spellEnd"/>
+            <w:r>
+              <w:rPr>
+                <w:rFonts w:ascii="TH SarabunPSK" w:hAnsi="TH SarabunPSK" w:cs="TH SarabunPSK"/>
+              </w:rPr>
+              <w:t>}</w:t>
             </w:r>
             <w:r>
               <w:rPr>
@@ -1529,12 +1699,14 @@
               </w:rPr>
               <w:t xml:space="preserve"> {</w:t>
             </w:r>
+            <w:proofErr w:type="spellStart"/>
             <w:r>
               <w:rPr>
                 <w:rFonts w:ascii="TH SarabunPSK" w:hAnsi="TH SarabunPSK" w:cs="TH SarabunPSK"/>
               </w:rPr>
               <w:t>otherMachineType</w:t>
             </w:r>
+            <w:proofErr w:type="spellEnd"/>
             <w:r>
               <w:rPr>
                 <w:rFonts w:ascii="TH SarabunPSK" w:hAnsi="TH SarabunPSK" w:cs="TH SarabunPSK"/>
@@ -1670,12 +1842,14 @@
               </w:rPr>
               <w:t xml:space="preserve"> {</w:t>
             </w:r>
+            <w:proofErr w:type="spellStart"/>
             <w:r>
               <w:rPr>
                 <w:rFonts w:ascii="TH SarabunPSK" w:hAnsi="TH SarabunPSK" w:cs="TH SarabunPSK"/>
               </w:rPr>
               <w:t>otherOS</w:t>
             </w:r>
+            <w:proofErr w:type="spellEnd"/>
             <w:r>
               <w:rPr>
                 <w:rFonts w:ascii="TH SarabunPSK" w:hAnsi="TH SarabunPSK" w:cs="TH SarabunPSK"/>
@@ -2201,6 +2375,7 @@
               </w:rPr>
               <w:t>{</w:t>
             </w:r>
+            <w:proofErr w:type="spellStart"/>
             <w:r>
               <w:rPr>
                 <w:rFonts w:ascii="TH SarabunPSK" w:hAnsi="TH SarabunPSK" w:cs="TH SarabunPSK"/>
@@ -2209,6 +2384,7 @@
               </w:rPr>
               <w:t>requesterName</w:t>
             </w:r>
+            <w:proofErr w:type="spellEnd"/>
             <w:r>
               <w:rPr>
                 <w:rFonts w:ascii="TH SarabunPSK" w:hAnsi="TH SarabunPSK" w:cs="TH SarabunPSK"/>
@@ -2229,6 +2405,7 @@
               </w:rPr>
               <w:t>{</w:t>
             </w:r>
+            <w:proofErr w:type="spellStart"/>
             <w:r>
               <w:rPr>
                 <w:rFonts w:ascii="TH SarabunPSK" w:hAnsi="TH SarabunPSK" w:cs="TH SarabunPSK"/>
@@ -2237,6 +2414,7 @@
               </w:rPr>
               <w:t>requesterName</w:t>
             </w:r>
+            <w:proofErr w:type="spellEnd"/>
             <w:r>
               <w:rPr>
                 <w:rFonts w:ascii="TH SarabunPSK" w:hAnsi="TH SarabunPSK" w:cs="TH SarabunPSK"/>
@@ -2284,7 +2462,25 @@
                 <w:b/>
                 <w:bCs/>
               </w:rPr>
-              <w:t>{requestedAt}</w:t>
+              <w:t>{</w:t>
+            </w:r>
+            <w:proofErr w:type="spellStart"/>
+            <w:r>
+              <w:rPr>
+                <w:rFonts w:ascii="TH SarabunPSK" w:hAnsi="TH SarabunPSK" w:cs="TH SarabunPSK"/>
+                <w:b/>
+                <w:bCs/>
+              </w:rPr>
+              <w:t>requestedAt</w:t>
+            </w:r>
+            <w:proofErr w:type="spellEnd"/>
+            <w:r>
+              <w:rPr>
+                <w:rFonts w:ascii="TH SarabunPSK" w:hAnsi="TH SarabunPSK" w:cs="TH SarabunPSK"/>
+                <w:b/>
+                <w:bCs/>
+              </w:rPr>
+              <w:t>}</w:t>
             </w:r>
           </w:p>
         </w:tc>
@@ -2401,7 +2597,25 @@
                 <w:b/>
                 <w:bCs/>
               </w:rPr>
-              <w:t>{approvalCooldownAt}</w:t>
+              <w:t>{</w:t>
+            </w:r>
+            <w:proofErr w:type="spellStart"/>
+            <w:r>
+              <w:rPr>
+                <w:rFonts w:ascii="TH SarabunPSK" w:hAnsi="TH SarabunPSK" w:cs="TH SarabunPSK"/>
+                <w:b/>
+                <w:bCs/>
+              </w:rPr>
+              <w:t>approvalCooldownAt</w:t>
+            </w:r>
+            <w:proofErr w:type="spellEnd"/>
+            <w:r>
+              <w:rPr>
+                <w:rFonts w:ascii="TH SarabunPSK" w:hAnsi="TH SarabunPSK" w:cs="TH SarabunPSK"/>
+                <w:b/>
+                <w:bCs/>
+              </w:rPr>
+              <w:t>}</w:t>
             </w:r>
           </w:p>
         </w:tc>
@@ -2947,7 +3161,25 @@
                 <w:b/>
                 <w:bCs/>
               </w:rPr>
-              <w:t>{approvalCooldownAt}</w:t>
+              <w:t>{</w:t>
+            </w:r>
+            <w:proofErr w:type="spellStart"/>
+            <w:r>
+              <w:rPr>
+                <w:rFonts w:ascii="TH SarabunPSK" w:hAnsi="TH SarabunPSK" w:cs="TH SarabunPSK"/>
+                <w:b/>
+                <w:bCs/>
+              </w:rPr>
+              <w:t>approvalCooldownAt</w:t>
+            </w:r>
+            <w:proofErr w:type="spellEnd"/>
+            <w:r>
+              <w:rPr>
+                <w:rFonts w:ascii="TH SarabunPSK" w:hAnsi="TH SarabunPSK" w:cs="TH SarabunPSK"/>
+                <w:b/>
+                <w:bCs/>
+              </w:rPr>
+              <w:t>}</w:t>
             </w:r>
           </w:p>
         </w:tc>

--- a/src/app/api/generate-word/[id]/(nstru-arit-05) web.docx
+++ b/src/app/api/generate-word/[id]/(nstru-arit-05) web.docx
@@ -451,7 +451,23 @@
                 <w:b/>
                 <w:bCs/>
               </w:rPr>
-              <w:t>{user}</w:t>
+              <w:t>{</w:t>
+            </w:r>
+            <w:r>
+              <w:rPr>
+                <w:rFonts w:ascii="TH SarabunPSK" w:hAnsi="TH SarabunPSK" w:cs="TH SarabunPSK"/>
+                <w:b/>
+                <w:bCs/>
+              </w:rPr>
+              <w:t>position</w:t>
+            </w:r>
+            <w:r>
+              <w:rPr>
+                <w:rFonts w:ascii="TH SarabunPSK" w:hAnsi="TH SarabunPSK" w:cs="TH SarabunPSK"/>
+                <w:b/>
+                <w:bCs/>
+              </w:rPr>
+              <w:t>}</w:t>
             </w:r>
           </w:p>
         </w:tc>
@@ -735,7 +751,6 @@
                 <w:bCs/>
               </w:rPr>
             </w:pPr>
-            <w:proofErr w:type="gramStart"/>
             <w:r>
               <w:rPr>
                 <w:rFonts w:ascii="TH SarabunPSK" w:hAnsi="TH SarabunPSK" w:cs="TH SarabunPSK"/>
@@ -753,7 +768,6 @@
               <w:t>{</w:t>
             </w:r>
             <w:proofErr w:type="spellStart"/>
-            <w:proofErr w:type="gramEnd"/>
             <w:r>
               <w:rPr>
                 <w:rFonts w:ascii="TH SarabunPSK" w:hAnsi="TH SarabunPSK" w:cs="TH SarabunPSK"/>
@@ -1494,16 +1508,7 @@
                 <w:b/>
                 <w:bCs/>
               </w:rPr>
-              <w:t xml:space="preserve">   </w:t>
-            </w:r>
-            <w:proofErr w:type="gramStart"/>
-            <w:r>
-              <w:rPr>
-                <w:rFonts w:ascii="TH SarabunPSK" w:hAnsi="TH SarabunPSK" w:cs="TH SarabunPSK"/>
-                <w:b/>
-                <w:bCs/>
-              </w:rPr>
-              <w:t xml:space="preserve">E-mail  </w:t>
+              <w:t xml:space="preserve">   E-mail  </w:t>
             </w:r>
             <w:r>
               <w:rPr>
@@ -1544,7 +1549,6 @@
               <w:t>{</w:t>
             </w:r>
             <w:proofErr w:type="spellStart"/>
-            <w:proofErr w:type="gramEnd"/>
             <w:r>
               <w:rPr>
                 <w:rFonts w:ascii="TH SarabunPSK" w:hAnsi="TH SarabunPSK" w:cs="TH SarabunPSK"/>
@@ -2403,6 +2407,12 @@
               <w:rPr>
                 <w:rFonts w:ascii="TH SarabunPSK" w:hAnsi="TH SarabunPSK" w:cs="TH SarabunPSK"/>
               </w:rPr>
+              <w:t>(</w:t>
+            </w:r>
+            <w:r>
+              <w:rPr>
+                <w:rFonts w:ascii="TH SarabunPSK" w:hAnsi="TH SarabunPSK" w:cs="TH SarabunPSK"/>
+              </w:rPr>
               <w:t>{</w:t>
             </w:r>
             <w:proofErr w:type="spellStart"/>
@@ -2420,6 +2430,12 @@
                 <w:rFonts w:ascii="TH SarabunPSK" w:hAnsi="TH SarabunPSK" w:cs="TH SarabunPSK"/>
               </w:rPr>
               <w:t>}</w:t>
+            </w:r>
+            <w:r>
+              <w:rPr>
+                <w:rFonts w:ascii="TH SarabunPSK" w:hAnsi="TH SarabunPSK" w:cs="TH SarabunPSK"/>
+              </w:rPr>
+              <w:t>)</w:t>
             </w:r>
           </w:p>
           <w:p>
@@ -2554,7 +2570,21 @@
               <w:rPr>
                 <w:rFonts w:ascii="TH SarabunPSK" w:hAnsi="TH SarabunPSK" w:cs="TH SarabunPSK"/>
               </w:rPr>
-              <w:t>…………………………………………………….</w:t>
+              <w:t>{</w:t>
+            </w:r>
+            <w:proofErr w:type="spellStart"/>
+            <w:r>
+              <w:rPr>
+                <w:rFonts w:ascii="TH SarabunPSK" w:hAnsi="TH SarabunPSK" w:cs="TH SarabunPSK"/>
+              </w:rPr>
+              <w:t>responsibleName</w:t>
+            </w:r>
+            <w:proofErr w:type="spellEnd"/>
+            <w:r>
+              <w:rPr>
+                <w:rFonts w:ascii="TH SarabunPSK" w:hAnsi="TH SarabunPSK" w:cs="TH SarabunPSK"/>
+              </w:rPr>
+              <w:t>}</w:t>
             </w:r>
           </w:p>
           <w:p>
@@ -2568,13 +2598,35 @@
               <w:rPr>
                 <w:rFonts w:ascii="TH SarabunPSK" w:hAnsi="TH SarabunPSK" w:cs="TH SarabunPSK"/>
               </w:rPr>
-              <w:t xml:space="preserve">( </w:t>
-            </w:r>
-            <w:r>
-              <w:rPr>
-                <w:rFonts w:ascii="TH SarabunPSK" w:hAnsi="TH SarabunPSK" w:cs="TH SarabunPSK"/>
-              </w:rPr>
-              <w:t>…………………………………………………………)</w:t>
+              <w:t>(</w:t>
+            </w:r>
+            <w:r>
+              <w:rPr>
+                <w:rFonts w:ascii="TH SarabunPSK" w:hAnsi="TH SarabunPSK" w:cs="TH SarabunPSK"/>
+              </w:rPr>
+              <w:t>{</w:t>
+            </w:r>
+            <w:proofErr w:type="spellStart"/>
+            <w:r>
+              <w:rPr>
+                <w:rFonts w:ascii="TH SarabunPSK" w:hAnsi="TH SarabunPSK" w:cs="TH SarabunPSK"/>
+                <w:b/>
+                <w:bCs/>
+              </w:rPr>
+              <w:t>requesterName</w:t>
+            </w:r>
+            <w:proofErr w:type="spellEnd"/>
+            <w:r>
+              <w:rPr>
+                <w:rFonts w:ascii="TH SarabunPSK" w:hAnsi="TH SarabunPSK" w:cs="TH SarabunPSK"/>
+              </w:rPr>
+              <w:t>}</w:t>
+            </w:r>
+            <w:r>
+              <w:rPr>
+                <w:rFonts w:ascii="TH SarabunPSK" w:hAnsi="TH SarabunPSK" w:cs="TH SarabunPSK"/>
+              </w:rPr>
+              <w:t>)</w:t>
             </w:r>
           </w:p>
           <w:p>
@@ -2606,7 +2658,7 @@
                 <w:b/>
                 <w:bCs/>
               </w:rPr>
-              <w:t>approvalCooldownAt</w:t>
+              <w:t>requestedAt</w:t>
             </w:r>
             <w:proofErr w:type="spellEnd"/>
             <w:r>
@@ -2972,7 +3024,37 @@
                 <w:sz w:val="32"/>
                 <w:szCs w:val="32"/>
               </w:rPr>
-              <w:t>{A}</w:t>
+              <w:t>{</w:t>
+            </w:r>
+            <w:r>
+              <w:rPr>
+                <w:rFonts w:ascii="TH SarabunPSK" w:hAnsi="TH SarabunPSK" w:cs="TH SarabunPSK"/>
+                <w:b/>
+                <w:bCs/>
+                <w:sz w:val="32"/>
+                <w:szCs w:val="32"/>
+              </w:rPr>
+              <w:t>A</w:t>
+            </w:r>
+            <w:r>
+              <w:rPr>
+                <w:rFonts w:ascii="TH SarabunPSK" w:hAnsi="TH SarabunPSK" w:cs="TH SarabunPSK"/>
+                <w:b/>
+                <w:bCs/>
+                <w:sz w:val="32"/>
+                <w:szCs w:val="32"/>
+              </w:rPr>
+              <w:t>}</w:t>
+            </w:r>
+            <w:r>
+              <w:rPr>
+                <w:rFonts w:ascii="TH SarabunPSK" w:hAnsi="TH SarabunPSK" w:cs="TH SarabunPSK"/>
+                <w:b/>
+                <w:bCs/>
+                <w:sz w:val="32"/>
+                <w:szCs w:val="32"/>
+              </w:rPr>
+              <w:t xml:space="preserve"> </w:t>
             </w:r>
             <w:r>
               <w:rPr>
@@ -3681,6 +3763,7 @@
   <w:style w:type="paragraph" w:default="1" w:styleId="Normal">
     <w:name w:val="Normal"/>
     <w:qFormat/>
+    <w:rsid w:val="00DA617B"/>
     <w:rPr>
       <w:rFonts w:cs="Cordia New"/>
       <w:sz w:val="28"/>
@@ -3706,7 +3789,6 @@
   <w:style w:type="character" w:default="1" w:styleId="DefaultParagraphFont">
     <w:name w:val="Default Paragraph Font"/>
     <w:uiPriority w:val="1"/>
-    <w:semiHidden/>
     <w:unhideWhenUsed/>
   </w:style>
   <w:style w:type="table" w:default="1" w:styleId="TableNormal">

--- a/src/app/api/generate-word/[id]/(nstru-arit-05) web.docx
+++ b/src/app/api/generate-word/[id]/(nstru-arit-05) web.docx
@@ -395,7 +395,6 @@
               </w:rPr>
               <w:t>{</w:t>
             </w:r>
-            <w:proofErr w:type="spellStart"/>
             <w:r>
               <w:rPr>
                 <w:rFonts w:ascii="TH SarabunPSK" w:hAnsi="TH SarabunPSK" w:cs="TH SarabunPSK"/>
@@ -404,7 +403,6 @@
               </w:rPr>
               <w:t>requesterName</w:t>
             </w:r>
-            <w:proofErr w:type="spellEnd"/>
             <w:r>
               <w:rPr>
                 <w:rFonts w:ascii="TH SarabunPSK" w:hAnsi="TH SarabunPSK" w:cs="TH SarabunPSK"/>
@@ -601,7 +599,6 @@
               </w:rPr>
               <w:t>{</w:t>
             </w:r>
-            <w:proofErr w:type="spellStart"/>
             <w:r>
               <w:rPr>
                 <w:rFonts w:ascii="TH SarabunPSK" w:hAnsi="TH SarabunPSK" w:cs="TH SarabunPSK"/>
@@ -618,7 +615,6 @@
               </w:rPr>
               <w:t>P</w:t>
             </w:r>
-            <w:proofErr w:type="spellEnd"/>
             <w:r>
               <w:rPr>
                 <w:rFonts w:ascii="TH SarabunPSK" w:hAnsi="TH SarabunPSK" w:cs="TH SarabunPSK"/>
@@ -767,7 +763,6 @@
               </w:rPr>
               <w:t>{</w:t>
             </w:r>
-            <w:proofErr w:type="spellStart"/>
             <w:r>
               <w:rPr>
                 <w:rFonts w:ascii="TH SarabunPSK" w:hAnsi="TH SarabunPSK" w:cs="TH SarabunPSK"/>
@@ -784,7 +779,6 @@
               </w:rPr>
               <w:t>E</w:t>
             </w:r>
-            <w:proofErr w:type="spellEnd"/>
             <w:r>
               <w:rPr>
                 <w:rFonts w:ascii="TH SarabunPSK" w:hAnsi="TH SarabunPSK" w:cs="TH SarabunPSK"/>
@@ -958,7 +952,6 @@
               </w:rPr>
               <w:t>{</w:t>
             </w:r>
-            <w:proofErr w:type="spellStart"/>
             <w:r>
               <w:rPr>
                 <w:rFonts w:ascii="TH SarabunPSK" w:hAnsi="TH SarabunPSK" w:cs="TH SarabunPSK"/>
@@ -967,7 +960,6 @@
               </w:rPr>
               <w:t>ipAddress</w:t>
             </w:r>
-            <w:proofErr w:type="spellEnd"/>
             <w:r>
               <w:rPr>
                 <w:rFonts w:ascii="TH SarabunPSK" w:hAnsi="TH SarabunPSK" w:cs="TH SarabunPSK"/>
@@ -1022,60 +1014,41 @@
                 <w:b/>
                 <w:bCs/>
               </w:rPr>
+              <w:t>{machineRoom}</w:t>
+            </w:r>
+            <w:r>
+              <w:rPr>
+                <w:rFonts w:ascii="TH SarabunPSK" w:hAnsi="TH SarabunPSK" w:cs="TH SarabunPSK"/>
+                <w:b/>
+                <w:bCs/>
+              </w:rPr>
+              <w:t xml:space="preserve"> </w:t>
+            </w:r>
+            <w:r>
+              <w:rPr>
+                <w:rFonts w:ascii="TH SarabunPSK" w:hAnsi="TH SarabunPSK" w:cs="TH SarabunPSK"/>
+                <w:b/>
+                <w:bCs/>
+                <w:cs/>
+              </w:rPr>
+              <w:t xml:space="preserve">อาคาร </w:t>
+            </w:r>
+            <w:r>
+              <w:rPr>
+                <w:rFonts w:ascii="TH SarabunPSK" w:hAnsi="TH SarabunPSK" w:cs="TH SarabunPSK"/>
+                <w:b/>
+                <w:bCs/>
+              </w:rPr>
+              <w:t xml:space="preserve">: </w:t>
+            </w:r>
+            <w:r>
+              <w:rPr>
+                <w:rFonts w:ascii="TH SarabunPSK" w:hAnsi="TH SarabunPSK" w:cs="TH SarabunPSK"/>
+                <w:b/>
+                <w:bCs/>
+              </w:rPr>
               <w:t>{</w:t>
             </w:r>
-            <w:proofErr w:type="spellStart"/>
-            <w:r>
-              <w:rPr>
-                <w:rFonts w:ascii="TH SarabunPSK" w:hAnsi="TH SarabunPSK" w:cs="TH SarabunPSK"/>
-                <w:b/>
-                <w:bCs/>
-              </w:rPr>
-              <w:t>machineRoom</w:t>
-            </w:r>
-            <w:proofErr w:type="spellEnd"/>
-            <w:r>
-              <w:rPr>
-                <w:rFonts w:ascii="TH SarabunPSK" w:hAnsi="TH SarabunPSK" w:cs="TH SarabunPSK"/>
-                <w:b/>
-                <w:bCs/>
-              </w:rPr>
-              <w:t>}</w:t>
-            </w:r>
-            <w:r>
-              <w:rPr>
-                <w:rFonts w:ascii="TH SarabunPSK" w:hAnsi="TH SarabunPSK" w:cs="TH SarabunPSK"/>
-                <w:b/>
-                <w:bCs/>
-              </w:rPr>
-              <w:t xml:space="preserve"> </w:t>
-            </w:r>
-            <w:r>
-              <w:rPr>
-                <w:rFonts w:ascii="TH SarabunPSK" w:hAnsi="TH SarabunPSK" w:cs="TH SarabunPSK"/>
-                <w:b/>
-                <w:bCs/>
-                <w:cs/>
-              </w:rPr>
-              <w:t xml:space="preserve">อาคาร </w:t>
-            </w:r>
-            <w:r>
-              <w:rPr>
-                <w:rFonts w:ascii="TH SarabunPSK" w:hAnsi="TH SarabunPSK" w:cs="TH SarabunPSK"/>
-                <w:b/>
-                <w:bCs/>
-              </w:rPr>
-              <w:t xml:space="preserve">: </w:t>
-            </w:r>
-            <w:r>
-              <w:rPr>
-                <w:rFonts w:ascii="TH SarabunPSK" w:hAnsi="TH SarabunPSK" w:cs="TH SarabunPSK"/>
-                <w:b/>
-                <w:bCs/>
-              </w:rPr>
-              <w:t>{</w:t>
-            </w:r>
-            <w:proofErr w:type="spellStart"/>
             <w:r>
               <w:rPr>
                 <w:rFonts w:ascii="TH SarabunPSK" w:hAnsi="TH SarabunPSK" w:cs="TH SarabunPSK"/>
@@ -1084,7 +1057,6 @@
               </w:rPr>
               <w:t>machinePlace</w:t>
             </w:r>
-            <w:proofErr w:type="spellEnd"/>
             <w:r>
               <w:rPr>
                 <w:rFonts w:ascii="TH SarabunPSK" w:hAnsi="TH SarabunPSK" w:cs="TH SarabunPSK"/>
@@ -1191,285 +1163,289 @@
                 <w:b/>
                 <w:bCs/>
               </w:rPr>
+              <w:t>{MATr}</w:t>
+            </w:r>
+            <w:r>
+              <w:rPr>
+                <w:rFonts w:ascii="TH SarabunPSK" w:hAnsi="TH SarabunPSK" w:cs="TH SarabunPSK"/>
+              </w:rPr>
+              <w:t xml:space="preserve"> </w:t>
+            </w:r>
+            <w:r>
+              <w:rPr>
+                <w:rFonts w:ascii="TH SarabunPSK" w:hAnsi="TH SarabunPSK" w:cs="TH SarabunPSK"/>
+                <w:cs/>
+              </w:rPr>
+              <w:t>บุคคลเดียวกับผู้ขอจดทะเบียน</w:t>
+            </w:r>
+          </w:p>
+          <w:p>
+            <w:pPr>
+              <w:rPr>
+                <w:rFonts w:ascii="TH SarabunPSK" w:hAnsi="TH SarabunPSK" w:cs="TH SarabunPSK"/>
+              </w:rPr>
+            </w:pPr>
+            <w:r>
+              <w:rPr>
+                <w:rFonts w:ascii="TH SarabunPSK" w:hAnsi="TH SarabunPSK" w:cs="TH SarabunPSK"/>
+              </w:rPr>
+              <w:t xml:space="preserve">                     </w:t>
+            </w:r>
+            <w:r>
+              <w:rPr>
+                <w:rFonts w:ascii="TH SarabunPSK" w:hAnsi="TH SarabunPSK" w:cs="TH SarabunPSK"/>
+                <w:b/>
+                <w:bCs/>
+              </w:rPr>
+              <w:t>{MAT</w:t>
+            </w:r>
+            <w:r>
+              <w:rPr>
+                <w:rFonts w:ascii="TH SarabunPSK" w:hAnsi="TH SarabunPSK" w:cs="TH SarabunPSK"/>
+                <w:b/>
+                <w:bCs/>
+              </w:rPr>
+              <w:t>ma</w:t>
+            </w:r>
+            <w:r>
+              <w:rPr>
+                <w:rFonts w:ascii="TH SarabunPSK" w:hAnsi="TH SarabunPSK" w:cs="TH SarabunPSK"/>
+                <w:b/>
+                <w:bCs/>
+              </w:rPr>
+              <w:t>}</w:t>
+            </w:r>
+            <w:r>
+              <w:rPr>
+                <w:rFonts w:ascii="TH SarabunPSK" w:hAnsi="TH SarabunPSK" w:cs="TH SarabunPSK"/>
+              </w:rPr>
+              <w:t xml:space="preserve"> </w:t>
+            </w:r>
+            <w:r>
+              <w:rPr>
+                <w:rFonts w:ascii="TH SarabunPSK" w:hAnsi="TH SarabunPSK" w:cs="TH SarabunPSK"/>
+                <w:cs/>
+              </w:rPr>
+              <w:t>มีผู้ดูแลเครื่องโดยเฉพาะคือ</w:t>
+            </w:r>
+          </w:p>
+          <w:p>
+            <w:pPr>
+              <w:rPr>
+                <w:rFonts w:ascii="TH SarabunPSK" w:hAnsi="TH SarabunPSK" w:cs="TH SarabunPSK"/>
+              </w:rPr>
+            </w:pPr>
+            <w:r>
+              <w:rPr>
+                <w:rFonts w:ascii="TH SarabunPSK" w:hAnsi="TH SarabunPSK" w:cs="TH SarabunPSK"/>
+                <w:b/>
+                <w:bCs/>
+                <w:cs/>
+              </w:rPr>
+              <w:t xml:space="preserve">   ชื่อ</w:t>
+            </w:r>
+            <w:r>
+              <w:rPr>
+                <w:rFonts w:ascii="TH SarabunPSK" w:hAnsi="TH SarabunPSK" w:cs="TH SarabunPSK"/>
+                <w:b/>
+                <w:bCs/>
+              </w:rPr>
+              <w:t>-</w:t>
+            </w:r>
+            <w:r>
+              <w:rPr>
+                <w:rFonts w:ascii="TH SarabunPSK" w:hAnsi="TH SarabunPSK" w:cs="TH SarabunPSK"/>
+                <w:b/>
+                <w:bCs/>
+                <w:cs/>
+              </w:rPr>
+              <w:t xml:space="preserve">สกุล  </w:t>
+            </w:r>
+            <w:r>
+              <w:rPr>
+                <w:rFonts w:ascii="TH SarabunPSK" w:hAnsi="TH SarabunPSK" w:cs="TH SarabunPSK"/>
+                <w:b/>
+                <w:bCs/>
+                <w:cs/>
+              </w:rPr>
+              <w:t xml:space="preserve"> </w:t>
+            </w:r>
+            <w:r>
+              <w:rPr>
+                <w:rFonts w:ascii="TH SarabunPSK" w:hAnsi="TH SarabunPSK" w:cs="TH SarabunPSK"/>
+                <w:b/>
+                <w:bCs/>
+              </w:rPr>
+              <w:t>:</w:t>
+            </w:r>
+            <w:r>
+              <w:rPr>
+                <w:rFonts w:ascii="TH SarabunPSK" w:hAnsi="TH SarabunPSK" w:cs="TH SarabunPSK"/>
+              </w:rPr>
+              <w:t xml:space="preserve"> </w:t>
+            </w:r>
+            <w:r>
+              <w:rPr>
+                <w:rFonts w:ascii="TH SarabunPSK" w:hAnsi="TH SarabunPSK" w:cs="TH SarabunPSK"/>
+                <w:b/>
+                <w:bCs/>
+              </w:rPr>
+              <w:t>{machineAdminName}</w:t>
+            </w:r>
+          </w:p>
+          <w:p>
+            <w:pPr>
+              <w:rPr>
+                <w:rFonts w:ascii="TH SarabunPSK" w:hAnsi="TH SarabunPSK" w:cs="TH SarabunPSK"/>
+              </w:rPr>
+            </w:pPr>
+            <w:r>
+              <w:rPr>
+                <w:rFonts w:ascii="TH SarabunPSK" w:hAnsi="TH SarabunPSK" w:cs="TH SarabunPSK"/>
+                <w:cs/>
+              </w:rPr>
+              <w:t xml:space="preserve"> </w:t>
+            </w:r>
+            <w:r>
+              <w:rPr>
+                <w:rFonts w:ascii="TH SarabunPSK" w:hAnsi="TH SarabunPSK" w:cs="TH SarabunPSK"/>
+                <w:cs/>
+              </w:rPr>
+              <w:t xml:space="preserve">  </w:t>
+            </w:r>
+            <w:r>
+              <w:rPr>
+                <w:rFonts w:ascii="TH SarabunPSK" w:hAnsi="TH SarabunPSK" w:cs="TH SarabunPSK"/>
+                <w:b/>
+                <w:bCs/>
+                <w:cs/>
+              </w:rPr>
+              <w:t xml:space="preserve">ตำแหน่ง  </w:t>
+            </w:r>
+            <w:r>
+              <w:rPr>
+                <w:rFonts w:ascii="TH SarabunPSK" w:hAnsi="TH SarabunPSK" w:cs="TH SarabunPSK"/>
+                <w:b/>
+                <w:bCs/>
+              </w:rPr>
+              <w:t>:</w:t>
+            </w:r>
+            <w:r>
+              <w:rPr>
+                <w:rFonts w:ascii="TH SarabunPSK" w:hAnsi="TH SarabunPSK" w:cs="TH SarabunPSK"/>
+                <w:b/>
+                <w:bCs/>
+              </w:rPr>
+              <w:t>{machineAdminPosition}</w:t>
+            </w:r>
+          </w:p>
+          <w:p>
+            <w:pPr>
+              <w:rPr>
+                <w:rFonts w:ascii="TH SarabunPSK" w:hAnsi="TH SarabunPSK" w:cs="TH SarabunPSK"/>
+              </w:rPr>
+            </w:pPr>
+            <w:r>
+              <w:rPr>
+                <w:rFonts w:ascii="TH SarabunPSK" w:hAnsi="TH SarabunPSK" w:cs="TH SarabunPSK"/>
+                <w:cs/>
+              </w:rPr>
+              <w:t xml:space="preserve">   </w:t>
+            </w:r>
+            <w:r>
+              <w:rPr>
+                <w:rFonts w:ascii="TH SarabunPSK" w:hAnsi="TH SarabunPSK" w:cs="TH SarabunPSK"/>
+                <w:b/>
+                <w:bCs/>
+                <w:cs/>
+              </w:rPr>
+              <w:t xml:space="preserve">โทรศัพท์  </w:t>
+            </w:r>
+            <w:r>
+              <w:rPr>
+                <w:rFonts w:ascii="TH SarabunPSK" w:hAnsi="TH SarabunPSK" w:cs="TH SarabunPSK"/>
+                <w:b/>
+                <w:bCs/>
+              </w:rPr>
+              <w:t>:</w:t>
+            </w:r>
+            <w:r>
+              <w:rPr>
+                <w:rFonts w:ascii="TH SarabunPSK" w:hAnsi="TH SarabunPSK" w:cs="TH SarabunPSK"/>
+                <w:b/>
+                <w:bCs/>
+              </w:rPr>
+              <w:t>{machineAdminContact</w:t>
+            </w:r>
+            <w:r>
+              <w:rPr>
+                <w:rFonts w:ascii="TH SarabunPSK" w:hAnsi="TH SarabunPSK" w:cs="TH SarabunPSK"/>
+                <w:b/>
+                <w:bCs/>
+              </w:rPr>
+              <w:t>P</w:t>
+            </w:r>
+            <w:r>
+              <w:rPr>
+                <w:rFonts w:ascii="TH SarabunPSK" w:hAnsi="TH SarabunPSK" w:cs="TH SarabunPSK"/>
+                <w:b/>
+                <w:bCs/>
+              </w:rPr>
+              <w:t>}</w:t>
+            </w:r>
+          </w:p>
+          <w:p>
+            <w:pPr>
+              <w:rPr>
+                <w:rFonts w:ascii="TH SarabunPSK" w:hAnsi="TH SarabunPSK" w:cs="TH SarabunPSK"/>
+              </w:rPr>
+            </w:pPr>
+            <w:r>
+              <w:rPr>
+                <w:rFonts w:ascii="TH SarabunPSK" w:hAnsi="TH SarabunPSK" w:cs="TH SarabunPSK"/>
+                <w:b/>
+                <w:bCs/>
+              </w:rPr>
+              <w:t xml:space="preserve">   E-mail  </w:t>
+            </w:r>
+            <w:r>
+              <w:rPr>
+                <w:rFonts w:ascii="TH SarabunPSK" w:hAnsi="TH SarabunPSK" w:cs="TH SarabunPSK"/>
+                <w:b/>
+                <w:bCs/>
+              </w:rPr>
+              <w:t xml:space="preserve">  </w:t>
+            </w:r>
+            <w:r>
+              <w:rPr>
+                <w:rFonts w:ascii="TH SarabunPSK" w:hAnsi="TH SarabunPSK" w:cs="TH SarabunPSK"/>
+                <w:b/>
+                <w:bCs/>
+              </w:rPr>
+              <w:t xml:space="preserve"> </w:t>
+            </w:r>
+            <w:r>
+              <w:rPr>
+                <w:rFonts w:ascii="TH SarabunPSK" w:hAnsi="TH SarabunPSK" w:cs="TH SarabunPSK"/>
+                <w:b/>
+                <w:bCs/>
+              </w:rPr>
+              <w:t>:</w:t>
+            </w:r>
+            <w:r>
+              <w:rPr>
+                <w:rFonts w:ascii="TH SarabunPSK" w:hAnsi="TH SarabunPSK" w:cs="TH SarabunPSK"/>
+              </w:rPr>
+              <w:t xml:space="preserve"> </w:t>
+            </w:r>
+            <w:r>
+              <w:rPr>
+                <w:rFonts w:ascii="TH SarabunPSK" w:hAnsi="TH SarabunPSK" w:cs="TH SarabunPSK"/>
+                <w:b/>
+                <w:bCs/>
+              </w:rPr>
               <w:t>{</w:t>
             </w:r>
-            <w:proofErr w:type="spellStart"/>
-            <w:r>
-              <w:rPr>
-                <w:rFonts w:ascii="TH SarabunPSK" w:hAnsi="TH SarabunPSK" w:cs="TH SarabunPSK"/>
-                <w:b/>
-                <w:bCs/>
-              </w:rPr>
-              <w:t>MATr</w:t>
-            </w:r>
-            <w:proofErr w:type="spellEnd"/>
-            <w:r>
-              <w:rPr>
-                <w:rFonts w:ascii="TH SarabunPSK" w:hAnsi="TH SarabunPSK" w:cs="TH SarabunPSK"/>
-                <w:b/>
-                <w:bCs/>
-              </w:rPr>
-              <w:t>}</w:t>
-            </w:r>
-            <w:r>
-              <w:rPr>
-                <w:rFonts w:ascii="TH SarabunPSK" w:hAnsi="TH SarabunPSK" w:cs="TH SarabunPSK"/>
-              </w:rPr>
-              <w:t xml:space="preserve"> </w:t>
-            </w:r>
-            <w:r>
-              <w:rPr>
-                <w:rFonts w:ascii="TH SarabunPSK" w:hAnsi="TH SarabunPSK" w:cs="TH SarabunPSK"/>
-                <w:cs/>
-              </w:rPr>
-              <w:t>บุคคลเดียวกับผู้ขอจดทะเบียน</w:t>
-            </w:r>
-          </w:p>
-          <w:p>
-            <w:pPr>
-              <w:rPr>
-                <w:rFonts w:ascii="TH SarabunPSK" w:hAnsi="TH SarabunPSK" w:cs="TH SarabunPSK"/>
-              </w:rPr>
-            </w:pPr>
-            <w:r>
-              <w:rPr>
-                <w:rFonts w:ascii="TH SarabunPSK" w:hAnsi="TH SarabunPSK" w:cs="TH SarabunPSK"/>
-              </w:rPr>
-              <w:t xml:space="preserve">                     </w:t>
-            </w:r>
-            <w:r>
-              <w:rPr>
-                <w:rFonts w:ascii="TH SarabunPSK" w:hAnsi="TH SarabunPSK" w:cs="TH SarabunPSK"/>
-                <w:b/>
-                <w:bCs/>
-              </w:rPr>
-              <w:t>{</w:t>
-            </w:r>
-            <w:proofErr w:type="spellStart"/>
-            <w:r>
-              <w:rPr>
-                <w:rFonts w:ascii="TH SarabunPSK" w:hAnsi="TH SarabunPSK" w:cs="TH SarabunPSK"/>
-                <w:b/>
-                <w:bCs/>
-              </w:rPr>
-              <w:t>MAT</w:t>
-            </w:r>
-            <w:r>
-              <w:rPr>
-                <w:rFonts w:ascii="TH SarabunPSK" w:hAnsi="TH SarabunPSK" w:cs="TH SarabunPSK"/>
-                <w:b/>
-                <w:bCs/>
-              </w:rPr>
-              <w:t>ma</w:t>
-            </w:r>
-            <w:proofErr w:type="spellEnd"/>
-            <w:r>
-              <w:rPr>
-                <w:rFonts w:ascii="TH SarabunPSK" w:hAnsi="TH SarabunPSK" w:cs="TH SarabunPSK"/>
-                <w:b/>
-                <w:bCs/>
-              </w:rPr>
-              <w:t>}</w:t>
-            </w:r>
-            <w:r>
-              <w:rPr>
-                <w:rFonts w:ascii="TH SarabunPSK" w:hAnsi="TH SarabunPSK" w:cs="TH SarabunPSK"/>
-              </w:rPr>
-              <w:t xml:space="preserve"> </w:t>
-            </w:r>
-            <w:r>
-              <w:rPr>
-                <w:rFonts w:ascii="TH SarabunPSK" w:hAnsi="TH SarabunPSK" w:cs="TH SarabunPSK"/>
-                <w:cs/>
-              </w:rPr>
-              <w:t>มีผู้ดูแลเครื่องโดยเฉพาะคือ</w:t>
-            </w:r>
-          </w:p>
-          <w:p>
-            <w:pPr>
-              <w:rPr>
-                <w:rFonts w:ascii="TH SarabunPSK" w:hAnsi="TH SarabunPSK" w:cs="TH SarabunPSK"/>
-              </w:rPr>
-            </w:pPr>
-            <w:r>
-              <w:rPr>
-                <w:rFonts w:ascii="TH SarabunPSK" w:hAnsi="TH SarabunPSK" w:cs="TH SarabunPSK"/>
-                <w:b/>
-                <w:bCs/>
-                <w:cs/>
-              </w:rPr>
-              <w:t xml:space="preserve">   ชื่อ</w:t>
-            </w:r>
-            <w:r>
-              <w:rPr>
-                <w:rFonts w:ascii="TH SarabunPSK" w:hAnsi="TH SarabunPSK" w:cs="TH SarabunPSK"/>
-                <w:b/>
-                <w:bCs/>
-              </w:rPr>
-              <w:t>-</w:t>
-            </w:r>
-            <w:r>
-              <w:rPr>
-                <w:rFonts w:ascii="TH SarabunPSK" w:hAnsi="TH SarabunPSK" w:cs="TH SarabunPSK"/>
-                <w:b/>
-                <w:bCs/>
-                <w:cs/>
-              </w:rPr>
-              <w:t xml:space="preserve">สกุล  </w:t>
-            </w:r>
-            <w:r>
-              <w:rPr>
-                <w:rFonts w:ascii="TH SarabunPSK" w:hAnsi="TH SarabunPSK" w:cs="TH SarabunPSK"/>
-                <w:b/>
-                <w:bCs/>
-                <w:cs/>
-              </w:rPr>
-              <w:t xml:space="preserve"> </w:t>
-            </w:r>
-            <w:r>
-              <w:rPr>
-                <w:rFonts w:ascii="TH SarabunPSK" w:hAnsi="TH SarabunPSK" w:cs="TH SarabunPSK"/>
-                <w:b/>
-                <w:bCs/>
-              </w:rPr>
-              <w:t>:</w:t>
-            </w:r>
-            <w:r>
-              <w:rPr>
-                <w:rFonts w:ascii="TH SarabunPSK" w:hAnsi="TH SarabunPSK" w:cs="TH SarabunPSK"/>
-              </w:rPr>
-              <w:t xml:space="preserve"> </w:t>
-            </w:r>
-            <w:r>
-              <w:rPr>
-                <w:rFonts w:ascii="TH SarabunPSK" w:hAnsi="TH SarabunPSK" w:cs="TH SarabunPSK"/>
-                <w:b/>
-                <w:bCs/>
-              </w:rPr>
-              <w:t>{</w:t>
-            </w:r>
-            <w:proofErr w:type="spellStart"/>
-            <w:r>
-              <w:rPr>
-                <w:rFonts w:ascii="TH SarabunPSK" w:hAnsi="TH SarabunPSK" w:cs="TH SarabunPSK"/>
-                <w:b/>
-                <w:bCs/>
-              </w:rPr>
-              <w:t>machineAdminName</w:t>
-            </w:r>
-            <w:proofErr w:type="spellEnd"/>
-            <w:r>
-              <w:rPr>
-                <w:rFonts w:ascii="TH SarabunPSK" w:hAnsi="TH SarabunPSK" w:cs="TH SarabunPSK"/>
-                <w:b/>
-                <w:bCs/>
-              </w:rPr>
-              <w:t>}</w:t>
-            </w:r>
-          </w:p>
-          <w:p>
-            <w:pPr>
-              <w:rPr>
-                <w:rFonts w:ascii="TH SarabunPSK" w:hAnsi="TH SarabunPSK" w:cs="TH SarabunPSK"/>
-              </w:rPr>
-            </w:pPr>
-            <w:r>
-              <w:rPr>
-                <w:rFonts w:ascii="TH SarabunPSK" w:hAnsi="TH SarabunPSK" w:cs="TH SarabunPSK"/>
-                <w:cs/>
-              </w:rPr>
-              <w:t xml:space="preserve"> </w:t>
-            </w:r>
-            <w:r>
-              <w:rPr>
-                <w:rFonts w:ascii="TH SarabunPSK" w:hAnsi="TH SarabunPSK" w:cs="TH SarabunPSK"/>
-                <w:cs/>
-              </w:rPr>
-              <w:t xml:space="preserve">  </w:t>
-            </w:r>
-            <w:r>
-              <w:rPr>
-                <w:rFonts w:ascii="TH SarabunPSK" w:hAnsi="TH SarabunPSK" w:cs="TH SarabunPSK"/>
-                <w:b/>
-                <w:bCs/>
-                <w:cs/>
-              </w:rPr>
-              <w:t xml:space="preserve">ตำแหน่ง  </w:t>
-            </w:r>
-            <w:r>
-              <w:rPr>
-                <w:rFonts w:ascii="TH SarabunPSK" w:hAnsi="TH SarabunPSK" w:cs="TH SarabunPSK"/>
-                <w:b/>
-                <w:bCs/>
-              </w:rPr>
-              <w:t>:</w:t>
-            </w:r>
-            <w:r>
-              <w:rPr>
-                <w:rFonts w:ascii="TH SarabunPSK" w:hAnsi="TH SarabunPSK" w:cs="TH SarabunPSK"/>
-                <w:b/>
-                <w:bCs/>
-              </w:rPr>
-              <w:t>{</w:t>
-            </w:r>
-            <w:proofErr w:type="spellStart"/>
-            <w:r>
-              <w:rPr>
-                <w:rFonts w:ascii="TH SarabunPSK" w:hAnsi="TH SarabunPSK" w:cs="TH SarabunPSK"/>
-                <w:b/>
-                <w:bCs/>
-              </w:rPr>
-              <w:t>machineAdminPosition</w:t>
-            </w:r>
-            <w:proofErr w:type="spellEnd"/>
-            <w:r>
-              <w:rPr>
-                <w:rFonts w:ascii="TH SarabunPSK" w:hAnsi="TH SarabunPSK" w:cs="TH SarabunPSK"/>
-                <w:b/>
-                <w:bCs/>
-              </w:rPr>
-              <w:t>}</w:t>
-            </w:r>
-          </w:p>
-          <w:p>
-            <w:pPr>
-              <w:rPr>
-                <w:rFonts w:ascii="TH SarabunPSK" w:hAnsi="TH SarabunPSK" w:cs="TH SarabunPSK"/>
-              </w:rPr>
-            </w:pPr>
-            <w:r>
-              <w:rPr>
-                <w:rFonts w:ascii="TH SarabunPSK" w:hAnsi="TH SarabunPSK" w:cs="TH SarabunPSK"/>
-                <w:cs/>
-              </w:rPr>
-              <w:t xml:space="preserve">   </w:t>
-            </w:r>
-            <w:r>
-              <w:rPr>
-                <w:rFonts w:ascii="TH SarabunPSK" w:hAnsi="TH SarabunPSK" w:cs="TH SarabunPSK"/>
-                <w:b/>
-                <w:bCs/>
-                <w:cs/>
-              </w:rPr>
-              <w:t xml:space="preserve">โทรศัพท์  </w:t>
-            </w:r>
-            <w:r>
-              <w:rPr>
-                <w:rFonts w:ascii="TH SarabunPSK" w:hAnsi="TH SarabunPSK" w:cs="TH SarabunPSK"/>
-                <w:b/>
-                <w:bCs/>
-              </w:rPr>
-              <w:t>:</w:t>
-            </w:r>
-            <w:r>
-              <w:rPr>
-                <w:rFonts w:ascii="TH SarabunPSK" w:hAnsi="TH SarabunPSK" w:cs="TH SarabunPSK"/>
-                <w:b/>
-                <w:bCs/>
-              </w:rPr>
-              <w:t>{</w:t>
-            </w:r>
-            <w:proofErr w:type="spellStart"/>
             <w:r>
               <w:rPr>
                 <w:rFonts w:ascii="TH SarabunPSK" w:hAnsi="TH SarabunPSK" w:cs="TH SarabunPSK"/>
@@ -1484,88 +1460,8 @@
                 <w:b/>
                 <w:bCs/>
               </w:rPr>
-              <w:t>P</w:t>
-            </w:r>
-            <w:proofErr w:type="spellEnd"/>
-            <w:r>
-              <w:rPr>
-                <w:rFonts w:ascii="TH SarabunPSK" w:hAnsi="TH SarabunPSK" w:cs="TH SarabunPSK"/>
-                <w:b/>
-                <w:bCs/>
-              </w:rPr>
-              <w:t>}</w:t>
-            </w:r>
-          </w:p>
-          <w:p>
-            <w:pPr>
-              <w:rPr>
-                <w:rFonts w:ascii="TH SarabunPSK" w:hAnsi="TH SarabunPSK" w:cs="TH SarabunPSK"/>
-              </w:rPr>
-            </w:pPr>
-            <w:r>
-              <w:rPr>
-                <w:rFonts w:ascii="TH SarabunPSK" w:hAnsi="TH SarabunPSK" w:cs="TH SarabunPSK"/>
-                <w:b/>
-                <w:bCs/>
-              </w:rPr>
-              <w:t xml:space="preserve">   E-mail  </w:t>
-            </w:r>
-            <w:r>
-              <w:rPr>
-                <w:rFonts w:ascii="TH SarabunPSK" w:hAnsi="TH SarabunPSK" w:cs="TH SarabunPSK"/>
-                <w:b/>
-                <w:bCs/>
-              </w:rPr>
-              <w:t xml:space="preserve">  </w:t>
-            </w:r>
-            <w:r>
-              <w:rPr>
-                <w:rFonts w:ascii="TH SarabunPSK" w:hAnsi="TH SarabunPSK" w:cs="TH SarabunPSK"/>
-                <w:b/>
-                <w:bCs/>
-              </w:rPr>
-              <w:t xml:space="preserve"> </w:t>
-            </w:r>
-            <w:r>
-              <w:rPr>
-                <w:rFonts w:ascii="TH SarabunPSK" w:hAnsi="TH SarabunPSK" w:cs="TH SarabunPSK"/>
-                <w:b/>
-                <w:bCs/>
-              </w:rPr>
-              <w:t>:</w:t>
-            </w:r>
-            <w:r>
-              <w:rPr>
-                <w:rFonts w:ascii="TH SarabunPSK" w:hAnsi="TH SarabunPSK" w:cs="TH SarabunPSK"/>
-              </w:rPr>
-              <w:t xml:space="preserve"> </w:t>
-            </w:r>
-            <w:r>
-              <w:rPr>
-                <w:rFonts w:ascii="TH SarabunPSK" w:hAnsi="TH SarabunPSK" w:cs="TH SarabunPSK"/>
-                <w:b/>
-                <w:bCs/>
-              </w:rPr>
-              <w:t>{</w:t>
-            </w:r>
-            <w:proofErr w:type="spellStart"/>
-            <w:r>
-              <w:rPr>
-                <w:rFonts w:ascii="TH SarabunPSK" w:hAnsi="TH SarabunPSK" w:cs="TH SarabunPSK"/>
-                <w:b/>
-                <w:bCs/>
-              </w:rPr>
-              <w:t>machineAdminContact</w:t>
-            </w:r>
-            <w:r>
-              <w:rPr>
-                <w:rFonts w:ascii="TH SarabunPSK" w:hAnsi="TH SarabunPSK" w:cs="TH SarabunPSK"/>
-                <w:b/>
-                <w:bCs/>
-              </w:rPr>
               <w:t>E</w:t>
             </w:r>
-            <w:proofErr w:type="spellEnd"/>
             <w:r>
               <w:rPr>
                 <w:rFonts w:ascii="TH SarabunPSK" w:hAnsi="TH SarabunPSK" w:cs="TH SarabunPSK"/>
@@ -1668,30 +1564,157 @@
               <w:rPr>
                 <w:rFonts w:ascii="TH SarabunPSK" w:hAnsi="TH SarabunPSK" w:cs="TH SarabunPSK"/>
               </w:rPr>
-              <w:t>{</w:t>
-            </w:r>
-            <w:proofErr w:type="spellStart"/>
-            <w:r>
-              <w:rPr>
-                <w:rFonts w:ascii="TH SarabunPSK" w:hAnsi="TH SarabunPSK" w:cs="TH SarabunPSK"/>
-              </w:rPr>
-              <w:t>ot</w:t>
-            </w:r>
-            <w:proofErr w:type="spellEnd"/>
+              <w:t>{ot}</w:t>
+            </w:r>
+            <w:r>
+              <w:rPr>
+                <w:rFonts w:ascii="TH SarabunPSK" w:hAnsi="TH SarabunPSK" w:cs="TH SarabunPSK"/>
+              </w:rPr>
+              <w:t xml:space="preserve"> </w:t>
+            </w:r>
+            <w:r>
+              <w:rPr>
+                <w:rFonts w:ascii="TH SarabunPSK" w:hAnsi="TH SarabunPSK" w:cs="TH SarabunPSK" w:hint="cs"/>
+                <w:cs/>
+              </w:rPr>
+              <w:t>อื่น ๆ ระบุ</w:t>
+            </w:r>
+            <w:r>
+              <w:rPr>
+                <w:rFonts w:ascii="TH SarabunPSK" w:hAnsi="TH SarabunPSK" w:cs="TH SarabunPSK"/>
+              </w:rPr>
+              <w:t xml:space="preserve"> {</w:t>
+            </w:r>
+            <w:r>
+              <w:rPr>
+                <w:rFonts w:ascii="TH SarabunPSK" w:hAnsi="TH SarabunPSK" w:cs="TH SarabunPSK"/>
+              </w:rPr>
+              <w:t>otherMachineType</w:t>
+            </w:r>
             <w:r>
               <w:rPr>
                 <w:rFonts w:ascii="TH SarabunPSK" w:hAnsi="TH SarabunPSK" w:cs="TH SarabunPSK"/>
               </w:rPr>
               <w:t>}</w:t>
             </w:r>
-            <w:r>
-              <w:rPr>
-                <w:rFonts w:ascii="TH SarabunPSK" w:hAnsi="TH SarabunPSK" w:cs="TH SarabunPSK"/>
+          </w:p>
+          <w:p>
+            <w:pPr>
+              <w:rPr>
+                <w:rFonts w:ascii="TH SarabunPSK" w:hAnsi="TH SarabunPSK" w:cs="TH SarabunPSK"/>
+              </w:rPr>
+            </w:pPr>
+            <w:r>
+              <w:rPr>
+                <w:rFonts w:ascii="TH SarabunPSK" w:hAnsi="TH SarabunPSK" w:cs="TH SarabunPSK"/>
+                <w:b/>
+                <w:bCs/>
+                <w:cs/>
+              </w:rPr>
+              <w:t>ระบบปฏิบัติการ</w:t>
+            </w:r>
+            <w:r>
+              <w:rPr>
+                <w:rFonts w:ascii="TH SarabunPSK" w:hAnsi="TH SarabunPSK" w:cs="TH SarabunPSK"/>
+                <w:cs/>
               </w:rPr>
               <w:t xml:space="preserve"> </w:t>
             </w:r>
             <w:r>
               <w:rPr>
+                <w:rFonts w:ascii="TH SarabunPSK" w:hAnsi="TH SarabunPSK" w:cs="TH SarabunPSK"/>
+                <w:cs/>
+              </w:rPr>
+              <w:t xml:space="preserve"> </w:t>
+            </w:r>
+            <w:r>
+              <w:rPr>
+                <w:rFonts w:ascii="TH SarabunPSK" w:hAnsi="TH SarabunPSK" w:cs="TH SarabunPSK"/>
+              </w:rPr>
+              <w:t>{L}</w:t>
+            </w:r>
+            <w:r>
+              <w:rPr>
+                <w:rFonts w:ascii="TH SarabunPSK" w:hAnsi="TH SarabunPSK" w:cs="TH SarabunPSK"/>
+              </w:rPr>
+              <w:t xml:space="preserve"> Linux     </w:t>
+            </w:r>
+            <w:r>
+              <w:rPr>
+                <w:rFonts w:ascii="TH SarabunPSK" w:hAnsi="TH SarabunPSK" w:cs="TH SarabunPSK"/>
+              </w:rPr>
+              <w:t xml:space="preserve">        </w:t>
+            </w:r>
+            <w:r>
+              <w:rPr>
+                <w:rFonts w:ascii="TH SarabunPSK" w:hAnsi="TH SarabunPSK" w:cs="TH SarabunPSK"/>
+              </w:rPr>
+              <w:t>{U}</w:t>
+            </w:r>
+            <w:r>
+              <w:rPr>
+                <w:rFonts w:ascii="TH SarabunPSK" w:hAnsi="TH SarabunPSK" w:cs="TH SarabunPSK"/>
+              </w:rPr>
+              <w:t xml:space="preserve"> Unix  </w:t>
+            </w:r>
+          </w:p>
+          <w:p>
+            <w:pPr>
+              <w:rPr>
+                <w:rFonts w:ascii="TH SarabunPSK" w:hAnsi="TH SarabunPSK" w:cs="TH SarabunPSK"/>
+              </w:rPr>
+            </w:pPr>
+            <w:r>
+              <w:rPr>
+                <w:rFonts w:ascii="TH SarabunPSK" w:hAnsi="TH SarabunPSK" w:cs="TH SarabunPSK"/>
+              </w:rPr>
+              <w:t xml:space="preserve">                      </w:t>
+            </w:r>
+            <w:r>
+              <w:rPr>
+                <w:rFonts w:ascii="TH SarabunPSK" w:hAnsi="TH SarabunPSK" w:cs="TH SarabunPSK"/>
+              </w:rPr>
+              <w:t>{W}</w:t>
+            </w:r>
+            <w:r>
+              <w:rPr>
+                <w:rFonts w:ascii="TH SarabunPSK" w:hAnsi="TH SarabunPSK" w:cs="TH SarabunPSK"/>
+              </w:rPr>
+              <w:t xml:space="preserve">  MS Windows</w:t>
+            </w:r>
+          </w:p>
+          <w:p>
+            <w:pPr>
+              <w:rPr>
+                <w:rFonts w:ascii="TH SarabunPSK" w:hAnsi="TH SarabunPSK" w:cs="TH SarabunPSK"/>
+              </w:rPr>
+            </w:pPr>
+            <w:r>
+              <w:rPr>
+                <w:rFonts w:ascii="TH SarabunPSK" w:hAnsi="TH SarabunPSK" w:cs="TH SarabunPSK"/>
+              </w:rPr>
+              <w:t xml:space="preserve">            </w:t>
+            </w:r>
+            <w:r>
+              <w:rPr>
+                <w:rFonts w:ascii="TH SarabunPSK" w:hAnsi="TH SarabunPSK" w:cs="TH SarabunPSK"/>
+              </w:rPr>
+              <w:t xml:space="preserve">          </w:t>
+            </w:r>
+            <w:r>
+              <w:rPr>
+                <w:rFonts w:ascii="TH SarabunPSK" w:hAnsi="TH SarabunPSK" w:cs="TH SarabunPSK"/>
+              </w:rPr>
+              <w:t>{O}</w:t>
+            </w:r>
+            <w:r>
+              <w:rPr>
+                <w:rFonts w:ascii="TH SarabunPSK" w:hAnsi="TH SarabunPSK" w:cs="TH SarabunPSK"/>
+              </w:rPr>
+              <w:t xml:space="preserve"> </w:t>
+            </w:r>
+            <w:r>
+              <w:rPr>
                 <w:rFonts w:ascii="TH SarabunPSK" w:hAnsi="TH SarabunPSK" w:cs="TH SarabunPSK" w:hint="cs"/>
                 <w:cs/>
               </w:rPr>
@@ -1703,157 +1726,12 @@
               </w:rPr>
               <w:t xml:space="preserve"> {</w:t>
             </w:r>
-            <w:proofErr w:type="spellStart"/>
-            <w:r>
-              <w:rPr>
-                <w:rFonts w:ascii="TH SarabunPSK" w:hAnsi="TH SarabunPSK" w:cs="TH SarabunPSK"/>
-              </w:rPr>
-              <w:t>otherMachineType</w:t>
-            </w:r>
-            <w:proofErr w:type="spellEnd"/>
-            <w:r>
-              <w:rPr>
-                <w:rFonts w:ascii="TH SarabunPSK" w:hAnsi="TH SarabunPSK" w:cs="TH SarabunPSK"/>
-              </w:rPr>
-              <w:t>}</w:t>
-            </w:r>
-          </w:p>
-          <w:p>
-            <w:pPr>
-              <w:rPr>
-                <w:rFonts w:ascii="TH SarabunPSK" w:hAnsi="TH SarabunPSK" w:cs="TH SarabunPSK"/>
-              </w:rPr>
-            </w:pPr>
-            <w:r>
-              <w:rPr>
-                <w:rFonts w:ascii="TH SarabunPSK" w:hAnsi="TH SarabunPSK" w:cs="TH SarabunPSK"/>
-                <w:b/>
-                <w:bCs/>
-                <w:cs/>
-              </w:rPr>
-              <w:t>ระบบปฏิบัติการ</w:t>
-            </w:r>
-            <w:r>
-              <w:rPr>
-                <w:rFonts w:ascii="TH SarabunPSK" w:hAnsi="TH SarabunPSK" w:cs="TH SarabunPSK"/>
-                <w:cs/>
-              </w:rPr>
-              <w:t xml:space="preserve"> </w:t>
-            </w:r>
-            <w:r>
-              <w:rPr>
-                <w:rFonts w:ascii="TH SarabunPSK" w:hAnsi="TH SarabunPSK" w:cs="TH SarabunPSK"/>
-                <w:cs/>
-              </w:rPr>
-              <w:t xml:space="preserve"> </w:t>
-            </w:r>
-            <w:r>
-              <w:rPr>
-                <w:rFonts w:ascii="TH SarabunPSK" w:hAnsi="TH SarabunPSK" w:cs="TH SarabunPSK"/>
-              </w:rPr>
-              <w:t>{L}</w:t>
-            </w:r>
-            <w:r>
-              <w:rPr>
-                <w:rFonts w:ascii="TH SarabunPSK" w:hAnsi="TH SarabunPSK" w:cs="TH SarabunPSK"/>
-              </w:rPr>
-              <w:t xml:space="preserve"> Linux     </w:t>
-            </w:r>
-            <w:r>
-              <w:rPr>
-                <w:rFonts w:ascii="TH SarabunPSK" w:hAnsi="TH SarabunPSK" w:cs="TH SarabunPSK"/>
-              </w:rPr>
-              <w:t xml:space="preserve">        </w:t>
-            </w:r>
-            <w:r>
-              <w:rPr>
-                <w:rFonts w:ascii="TH SarabunPSK" w:hAnsi="TH SarabunPSK" w:cs="TH SarabunPSK"/>
-              </w:rPr>
-              <w:t>{U}</w:t>
-            </w:r>
-            <w:r>
-              <w:rPr>
-                <w:rFonts w:ascii="TH SarabunPSK" w:hAnsi="TH SarabunPSK" w:cs="TH SarabunPSK"/>
-              </w:rPr>
-              <w:t xml:space="preserve"> Unix  </w:t>
-            </w:r>
-          </w:p>
-          <w:p>
-            <w:pPr>
-              <w:rPr>
-                <w:rFonts w:ascii="TH SarabunPSK" w:hAnsi="TH SarabunPSK" w:cs="TH SarabunPSK"/>
-              </w:rPr>
-            </w:pPr>
-            <w:r>
-              <w:rPr>
-                <w:rFonts w:ascii="TH SarabunPSK" w:hAnsi="TH SarabunPSK" w:cs="TH SarabunPSK"/>
-              </w:rPr>
-              <w:t xml:space="preserve">                      </w:t>
-            </w:r>
-            <w:r>
-              <w:rPr>
-                <w:rFonts w:ascii="TH SarabunPSK" w:hAnsi="TH SarabunPSK" w:cs="TH SarabunPSK"/>
-              </w:rPr>
-              <w:t>{W}</w:t>
-            </w:r>
-            <w:r>
-              <w:rPr>
-                <w:rFonts w:ascii="TH SarabunPSK" w:hAnsi="TH SarabunPSK" w:cs="TH SarabunPSK"/>
-              </w:rPr>
-              <w:t xml:space="preserve">  MS Windows</w:t>
-            </w:r>
-          </w:p>
-          <w:p>
-            <w:pPr>
-              <w:rPr>
-                <w:rFonts w:ascii="TH SarabunPSK" w:hAnsi="TH SarabunPSK" w:cs="TH SarabunPSK"/>
-              </w:rPr>
-            </w:pPr>
-            <w:r>
-              <w:rPr>
-                <w:rFonts w:ascii="TH SarabunPSK" w:hAnsi="TH SarabunPSK" w:cs="TH SarabunPSK"/>
-              </w:rPr>
-              <w:t xml:space="preserve">            </w:t>
-            </w:r>
-            <w:r>
-              <w:rPr>
-                <w:rFonts w:ascii="TH SarabunPSK" w:hAnsi="TH SarabunPSK" w:cs="TH SarabunPSK"/>
-              </w:rPr>
-              <w:t xml:space="preserve">          </w:t>
-            </w:r>
-            <w:r>
-              <w:rPr>
-                <w:rFonts w:ascii="TH SarabunPSK" w:hAnsi="TH SarabunPSK" w:cs="TH SarabunPSK"/>
-              </w:rPr>
-              <w:t>{O}</w:t>
-            </w:r>
-            <w:r>
-              <w:rPr>
-                <w:rFonts w:ascii="TH SarabunPSK" w:hAnsi="TH SarabunPSK" w:cs="TH SarabunPSK"/>
-              </w:rPr>
-              <w:t xml:space="preserve"> </w:t>
-            </w:r>
-            <w:r>
-              <w:rPr>
-                <w:rFonts w:ascii="TH SarabunPSK" w:hAnsi="TH SarabunPSK" w:cs="TH SarabunPSK" w:hint="cs"/>
-                <w:cs/>
-              </w:rPr>
-              <w:t>อื่น ๆ ระบุ</w:t>
-            </w:r>
-            <w:r>
-              <w:rPr>
-                <w:rFonts w:ascii="TH SarabunPSK" w:hAnsi="TH SarabunPSK" w:cs="TH SarabunPSK"/>
-              </w:rPr>
-              <w:t xml:space="preserve"> {</w:t>
-            </w:r>
-            <w:proofErr w:type="spellStart"/>
             <w:r>
               <w:rPr>
                 <w:rFonts w:ascii="TH SarabunPSK" w:hAnsi="TH SarabunPSK" w:cs="TH SarabunPSK"/>
               </w:rPr>
               <w:t>otherOS</w:t>
             </w:r>
-            <w:proofErr w:type="spellEnd"/>
             <w:r>
               <w:rPr>
                 <w:rFonts w:ascii="TH SarabunPSK" w:hAnsi="TH SarabunPSK" w:cs="TH SarabunPSK"/>
@@ -2379,7 +2257,6 @@
               </w:rPr>
               <w:t>{</w:t>
             </w:r>
-            <w:proofErr w:type="spellStart"/>
             <w:r>
               <w:rPr>
                 <w:rFonts w:ascii="TH SarabunPSK" w:hAnsi="TH SarabunPSK" w:cs="TH SarabunPSK"/>
@@ -2388,7 +2265,6 @@
               </w:rPr>
               <w:t>requesterName</w:t>
             </w:r>
-            <w:proofErr w:type="spellEnd"/>
             <w:r>
               <w:rPr>
                 <w:rFonts w:ascii="TH SarabunPSK" w:hAnsi="TH SarabunPSK" w:cs="TH SarabunPSK"/>
@@ -2415,7 +2291,6 @@
               </w:rPr>
               <w:t>{</w:t>
             </w:r>
-            <w:proofErr w:type="spellStart"/>
             <w:r>
               <w:rPr>
                 <w:rFonts w:ascii="TH SarabunPSK" w:hAnsi="TH SarabunPSK" w:cs="TH SarabunPSK"/>
@@ -2424,7 +2299,6 @@
               </w:rPr>
               <w:t>requesterName</w:t>
             </w:r>
-            <w:proofErr w:type="spellEnd"/>
             <w:r>
               <w:rPr>
                 <w:rFonts w:ascii="TH SarabunPSK" w:hAnsi="TH SarabunPSK" w:cs="TH SarabunPSK"/>
@@ -2478,25 +2352,7 @@
                 <w:b/>
                 <w:bCs/>
               </w:rPr>
-              <w:t>{</w:t>
-            </w:r>
-            <w:proofErr w:type="spellStart"/>
-            <w:r>
-              <w:rPr>
-                <w:rFonts w:ascii="TH SarabunPSK" w:hAnsi="TH SarabunPSK" w:cs="TH SarabunPSK"/>
-                <w:b/>
-                <w:bCs/>
-              </w:rPr>
-              <w:t>requestedAt</w:t>
-            </w:r>
-            <w:proofErr w:type="spellEnd"/>
-            <w:r>
-              <w:rPr>
-                <w:rFonts w:ascii="TH SarabunPSK" w:hAnsi="TH SarabunPSK" w:cs="TH SarabunPSK"/>
-                <w:b/>
-                <w:bCs/>
-              </w:rPr>
-              <w:t>}</w:t>
+              <w:t>{requestedAt}</w:t>
             </w:r>
           </w:p>
         </w:tc>
@@ -2572,14 +2428,12 @@
               </w:rPr>
               <w:t>{</w:t>
             </w:r>
-            <w:proofErr w:type="spellStart"/>
             <w:r>
               <w:rPr>
                 <w:rFonts w:ascii="TH SarabunPSK" w:hAnsi="TH SarabunPSK" w:cs="TH SarabunPSK"/>
               </w:rPr>
               <w:t>responsibleName</w:t>
             </w:r>
-            <w:proofErr w:type="spellEnd"/>
             <w:r>
               <w:rPr>
                 <w:rFonts w:ascii="TH SarabunPSK" w:hAnsi="TH SarabunPSK" w:cs="TH SarabunPSK"/>
@@ -2606,7 +2460,6 @@
               </w:rPr>
               <w:t>{</w:t>
             </w:r>
-            <w:proofErr w:type="spellStart"/>
             <w:r>
               <w:rPr>
                 <w:rFonts w:ascii="TH SarabunPSK" w:hAnsi="TH SarabunPSK" w:cs="TH SarabunPSK"/>
@@ -2615,7 +2468,6 @@
               </w:rPr>
               <w:t>requesterName</w:t>
             </w:r>
-            <w:proofErr w:type="spellEnd"/>
             <w:r>
               <w:rPr>
                 <w:rFonts w:ascii="TH SarabunPSK" w:hAnsi="TH SarabunPSK" w:cs="TH SarabunPSK"/>
@@ -2649,25 +2501,7 @@
                 <w:b/>
                 <w:bCs/>
               </w:rPr>
-              <w:t>{</w:t>
-            </w:r>
-            <w:proofErr w:type="spellStart"/>
-            <w:r>
-              <w:rPr>
-                <w:rFonts w:ascii="TH SarabunPSK" w:hAnsi="TH SarabunPSK" w:cs="TH SarabunPSK"/>
-                <w:b/>
-                <w:bCs/>
-              </w:rPr>
-              <w:t>requestedAt</w:t>
-            </w:r>
-            <w:proofErr w:type="spellEnd"/>
-            <w:r>
-              <w:rPr>
-                <w:rFonts w:ascii="TH SarabunPSK" w:hAnsi="TH SarabunPSK" w:cs="TH SarabunPSK"/>
-                <w:b/>
-                <w:bCs/>
-              </w:rPr>
-              <w:t>}</w:t>
+              <w:t>{requestedAt}</w:t>
             </w:r>
           </w:p>
         </w:tc>
@@ -3240,28 +3074,19 @@
             <w:r>
               <w:rPr>
                 <w:rFonts w:ascii="TH SarabunPSK" w:hAnsi="TH SarabunPSK" w:cs="TH SarabunPSK"/>
-                <w:b/>
-                <w:bCs/>
-              </w:rPr>
-              <w:t>{</w:t>
-            </w:r>
-            <w:proofErr w:type="spellStart"/>
-            <w:r>
-              <w:rPr>
-                <w:rFonts w:ascii="TH SarabunPSK" w:hAnsi="TH SarabunPSK" w:cs="TH SarabunPSK"/>
-                <w:b/>
-                <w:bCs/>
-              </w:rPr>
-              <w:t>approvalCooldownAt</w:t>
-            </w:r>
-            <w:proofErr w:type="spellEnd"/>
-            <w:r>
-              <w:rPr>
-                <w:rFonts w:ascii="TH SarabunPSK" w:hAnsi="TH SarabunPSK" w:cs="TH SarabunPSK"/>
-                <w:b/>
-                <w:bCs/>
-              </w:rPr>
-              <w:t>}</w:t>
+                <w:sz w:val="32"/>
+                <w:szCs w:val="32"/>
+                <w:cs/>
+              </w:rPr>
+              <w:t xml:space="preserve"> </w:t>
+            </w:r>
+            <w:r>
+              <w:rPr>
+                <w:rFonts w:ascii="TH SarabunPSK" w:hAnsi="TH SarabunPSK" w:cs="TH SarabunPSK"/>
+                <w:sz w:val="32"/>
+                <w:szCs w:val="32"/>
+              </w:rPr>
+              <w:t>……………………………………….</w:t>
             </w:r>
           </w:p>
         </w:tc>
@@ -3789,6 +3614,7 @@
   <w:style w:type="character" w:default="1" w:styleId="DefaultParagraphFont">
     <w:name w:val="Default Paragraph Font"/>
     <w:uiPriority w:val="1"/>
+    <w:semiHidden/>
     <w:unhideWhenUsed/>
   </w:style>
   <w:style w:type="table" w:default="1" w:styleId="TableNormal">

--- a/src/app/api/generate-word/[id]/(nstru-arit-05) web.docx
+++ b/src/app/api/generate-word/[id]/(nstru-arit-05) web.docx
@@ -2458,21 +2458,7 @@
               <w:rPr>
                 <w:rFonts w:ascii="TH SarabunPSK" w:hAnsi="TH SarabunPSK" w:cs="TH SarabunPSK"/>
               </w:rPr>
-              <w:t>{</w:t>
-            </w:r>
-            <w:r>
-              <w:rPr>
-                <w:rFonts w:ascii="TH SarabunPSK" w:hAnsi="TH SarabunPSK" w:cs="TH SarabunPSK"/>
-                <w:b/>
-                <w:bCs/>
-              </w:rPr>
-              <w:t>requesterName</w:t>
-            </w:r>
-            <w:r>
-              <w:rPr>
-                <w:rFonts w:ascii="TH SarabunPSK" w:hAnsi="TH SarabunPSK" w:cs="TH SarabunPSK"/>
-              </w:rPr>
-              <w:t>}</w:t>
+              <w:t>responsibleName</w:t>
             </w:r>
             <w:r>
               <w:rPr>

--- a/src/app/api/generate-word/[id]/(nstru-arit-05) web.docx
+++ b/src/app/api/generate-word/[id]/(nstru-arit-05) web.docx
@@ -395,6 +395,7 @@
               </w:rPr>
               <w:t>{</w:t>
             </w:r>
+            <w:proofErr w:type="spellStart"/>
             <w:r>
               <w:rPr>
                 <w:rFonts w:ascii="TH SarabunPSK" w:hAnsi="TH SarabunPSK" w:cs="TH SarabunPSK"/>
@@ -403,6 +404,7 @@
               </w:rPr>
               <w:t>requesterName</w:t>
             </w:r>
+            <w:proofErr w:type="spellEnd"/>
             <w:r>
               <w:rPr>
                 <w:rFonts w:ascii="TH SarabunPSK" w:hAnsi="TH SarabunPSK" w:cs="TH SarabunPSK"/>
@@ -599,6 +601,7 @@
               </w:rPr>
               <w:t>{</w:t>
             </w:r>
+            <w:proofErr w:type="spellStart"/>
             <w:r>
               <w:rPr>
                 <w:rFonts w:ascii="TH SarabunPSK" w:hAnsi="TH SarabunPSK" w:cs="TH SarabunPSK"/>
@@ -615,6 +618,7 @@
               </w:rPr>
               <w:t>P</w:t>
             </w:r>
+            <w:proofErr w:type="spellEnd"/>
             <w:r>
               <w:rPr>
                 <w:rFonts w:ascii="TH SarabunPSK" w:hAnsi="TH SarabunPSK" w:cs="TH SarabunPSK"/>
@@ -763,6 +767,7 @@
               </w:rPr>
               <w:t>{</w:t>
             </w:r>
+            <w:proofErr w:type="spellStart"/>
             <w:r>
               <w:rPr>
                 <w:rFonts w:ascii="TH SarabunPSK" w:hAnsi="TH SarabunPSK" w:cs="TH SarabunPSK"/>
@@ -779,6 +784,7 @@
               </w:rPr>
               <w:t>E</w:t>
             </w:r>
+            <w:proofErr w:type="spellEnd"/>
             <w:r>
               <w:rPr>
                 <w:rFonts w:ascii="TH SarabunPSK" w:hAnsi="TH SarabunPSK" w:cs="TH SarabunPSK"/>
@@ -952,6 +958,7 @@
               </w:rPr>
               <w:t>{</w:t>
             </w:r>
+            <w:proofErr w:type="spellStart"/>
             <w:r>
               <w:rPr>
                 <w:rFonts w:ascii="TH SarabunPSK" w:hAnsi="TH SarabunPSK" w:cs="TH SarabunPSK"/>
@@ -960,6 +967,7 @@
               </w:rPr>
               <w:t>ipAddress</w:t>
             </w:r>
+            <w:proofErr w:type="spellEnd"/>
             <w:r>
               <w:rPr>
                 <w:rFonts w:ascii="TH SarabunPSK" w:hAnsi="TH SarabunPSK" w:cs="TH SarabunPSK"/>
@@ -1014,7 +1022,25 @@
                 <w:b/>
                 <w:bCs/>
               </w:rPr>
-              <w:t>{machineRoom}</w:t>
+              <w:t>{</w:t>
+            </w:r>
+            <w:proofErr w:type="spellStart"/>
+            <w:r>
+              <w:rPr>
+                <w:rFonts w:ascii="TH SarabunPSK" w:hAnsi="TH SarabunPSK" w:cs="TH SarabunPSK"/>
+                <w:b/>
+                <w:bCs/>
+              </w:rPr>
+              <w:t>machineRoom</w:t>
+            </w:r>
+            <w:proofErr w:type="spellEnd"/>
+            <w:r>
+              <w:rPr>
+                <w:rFonts w:ascii="TH SarabunPSK" w:hAnsi="TH SarabunPSK" w:cs="TH SarabunPSK"/>
+                <w:b/>
+                <w:bCs/>
+              </w:rPr>
+              <w:t>}</w:t>
             </w:r>
             <w:r>
               <w:rPr>
@@ -1049,6 +1075,7 @@
               </w:rPr>
               <w:t>{</w:t>
             </w:r>
+            <w:proofErr w:type="spellStart"/>
             <w:r>
               <w:rPr>
                 <w:rFonts w:ascii="TH SarabunPSK" w:hAnsi="TH SarabunPSK" w:cs="TH SarabunPSK"/>
@@ -1057,6 +1084,7 @@
               </w:rPr>
               <w:t>machinePlace</w:t>
             </w:r>
+            <w:proofErr w:type="spellEnd"/>
             <w:r>
               <w:rPr>
                 <w:rFonts w:ascii="TH SarabunPSK" w:hAnsi="TH SarabunPSK" w:cs="TH SarabunPSK"/>
@@ -1163,7 +1191,25 @@
                 <w:b/>
                 <w:bCs/>
               </w:rPr>
-              <w:t>{MATr}</w:t>
+              <w:t>{</w:t>
+            </w:r>
+            <w:proofErr w:type="spellStart"/>
+            <w:r>
+              <w:rPr>
+                <w:rFonts w:ascii="TH SarabunPSK" w:hAnsi="TH SarabunPSK" w:cs="TH SarabunPSK"/>
+                <w:b/>
+                <w:bCs/>
+              </w:rPr>
+              <w:t>MATr</w:t>
+            </w:r>
+            <w:proofErr w:type="spellEnd"/>
+            <w:r>
+              <w:rPr>
+                <w:rFonts w:ascii="TH SarabunPSK" w:hAnsi="TH SarabunPSK" w:cs="TH SarabunPSK"/>
+                <w:b/>
+                <w:bCs/>
+              </w:rPr>
+              <w:t>}</w:t>
             </w:r>
             <w:r>
               <w:rPr>
@@ -1197,7 +1243,16 @@
                 <w:b/>
                 <w:bCs/>
               </w:rPr>
-              <w:t>{MAT</w:t>
+              <w:t>{</w:t>
+            </w:r>
+            <w:proofErr w:type="spellStart"/>
+            <w:r>
+              <w:rPr>
+                <w:rFonts w:ascii="TH SarabunPSK" w:hAnsi="TH SarabunPSK" w:cs="TH SarabunPSK"/>
+                <w:b/>
+                <w:bCs/>
+              </w:rPr>
+              <w:t>MAT</w:t>
             </w:r>
             <w:r>
               <w:rPr>
@@ -1207,6 +1262,7 @@
               </w:rPr>
               <w:t>ma</w:t>
             </w:r>
+            <w:proofErr w:type="spellEnd"/>
             <w:r>
               <w:rPr>
                 <w:rFonts w:ascii="TH SarabunPSK" w:hAnsi="TH SarabunPSK" w:cs="TH SarabunPSK"/>
@@ -1290,7 +1346,25 @@
                 <w:b/>
                 <w:bCs/>
               </w:rPr>
-              <w:t>{machineAdminName}</w:t>
+              <w:t>{</w:t>
+            </w:r>
+            <w:proofErr w:type="spellStart"/>
+            <w:r>
+              <w:rPr>
+                <w:rFonts w:ascii="TH SarabunPSK" w:hAnsi="TH SarabunPSK" w:cs="TH SarabunPSK"/>
+                <w:b/>
+                <w:bCs/>
+              </w:rPr>
+              <w:t>machineAdminName</w:t>
+            </w:r>
+            <w:proofErr w:type="spellEnd"/>
+            <w:r>
+              <w:rPr>
+                <w:rFonts w:ascii="TH SarabunPSK" w:hAnsi="TH SarabunPSK" w:cs="TH SarabunPSK"/>
+                <w:b/>
+                <w:bCs/>
+              </w:rPr>
+              <w:t>}</w:t>
             </w:r>
           </w:p>
           <w:p>
@@ -1336,7 +1410,25 @@
                 <w:b/>
                 <w:bCs/>
               </w:rPr>
-              <w:t>{machineAdminPosition}</w:t>
+              <w:t>{</w:t>
+            </w:r>
+            <w:proofErr w:type="spellStart"/>
+            <w:r>
+              <w:rPr>
+                <w:rFonts w:ascii="TH SarabunPSK" w:hAnsi="TH SarabunPSK" w:cs="TH SarabunPSK"/>
+                <w:b/>
+                <w:bCs/>
+              </w:rPr>
+              <w:t>machineAdminPosition</w:t>
+            </w:r>
+            <w:proofErr w:type="spellEnd"/>
+            <w:r>
+              <w:rPr>
+                <w:rFonts w:ascii="TH SarabunPSK" w:hAnsi="TH SarabunPSK" w:cs="TH SarabunPSK"/>
+                <w:b/>
+                <w:bCs/>
+              </w:rPr>
+              <w:t>}</w:t>
             </w:r>
           </w:p>
           <w:p>
@@ -1375,7 +1467,16 @@
                 <w:b/>
                 <w:bCs/>
               </w:rPr>
-              <w:t>{machineAdminContact</w:t>
+              <w:t>{</w:t>
+            </w:r>
+            <w:proofErr w:type="spellStart"/>
+            <w:r>
+              <w:rPr>
+                <w:rFonts w:ascii="TH SarabunPSK" w:hAnsi="TH SarabunPSK" w:cs="TH SarabunPSK"/>
+                <w:b/>
+                <w:bCs/>
+              </w:rPr>
+              <w:t>machineAdminContact</w:t>
             </w:r>
             <w:r>
               <w:rPr>
@@ -1385,6 +1486,7 @@
               </w:rPr>
               <w:t>P</w:t>
             </w:r>
+            <w:proofErr w:type="spellEnd"/>
             <w:r>
               <w:rPr>
                 <w:rFonts w:ascii="TH SarabunPSK" w:hAnsi="TH SarabunPSK" w:cs="TH SarabunPSK"/>
@@ -1446,6 +1548,7 @@
               </w:rPr>
               <w:t>{</w:t>
             </w:r>
+            <w:proofErr w:type="spellStart"/>
             <w:r>
               <w:rPr>
                 <w:rFonts w:ascii="TH SarabunPSK" w:hAnsi="TH SarabunPSK" w:cs="TH SarabunPSK"/>
@@ -1462,6 +1565,7 @@
               </w:rPr>
               <w:t>E</w:t>
             </w:r>
+            <w:proofErr w:type="spellEnd"/>
             <w:r>
               <w:rPr>
                 <w:rFonts w:ascii="TH SarabunPSK" w:hAnsi="TH SarabunPSK" w:cs="TH SarabunPSK"/>
@@ -1564,7 +1668,21 @@
               <w:rPr>
                 <w:rFonts w:ascii="TH SarabunPSK" w:hAnsi="TH SarabunPSK" w:cs="TH SarabunPSK"/>
               </w:rPr>
-              <w:t>{ot}</w:t>
+              <w:t>{</w:t>
+            </w:r>
+            <w:proofErr w:type="spellStart"/>
+            <w:r>
+              <w:rPr>
+                <w:rFonts w:ascii="TH SarabunPSK" w:hAnsi="TH SarabunPSK" w:cs="TH SarabunPSK"/>
+              </w:rPr>
+              <w:t>ot</w:t>
+            </w:r>
+            <w:proofErr w:type="spellEnd"/>
+            <w:r>
+              <w:rPr>
+                <w:rFonts w:ascii="TH SarabunPSK" w:hAnsi="TH SarabunPSK" w:cs="TH SarabunPSK"/>
+              </w:rPr>
+              <w:t>}</w:t>
             </w:r>
             <w:r>
               <w:rPr>
@@ -1585,12 +1703,14 @@
               </w:rPr>
               <w:t xml:space="preserve"> {</w:t>
             </w:r>
+            <w:proofErr w:type="spellStart"/>
             <w:r>
               <w:rPr>
                 <w:rFonts w:ascii="TH SarabunPSK" w:hAnsi="TH SarabunPSK" w:cs="TH SarabunPSK"/>
               </w:rPr>
               <w:t>otherMachineType</w:t>
             </w:r>
+            <w:proofErr w:type="spellEnd"/>
             <w:r>
               <w:rPr>
                 <w:rFonts w:ascii="TH SarabunPSK" w:hAnsi="TH SarabunPSK" w:cs="TH SarabunPSK"/>
@@ -1726,12 +1846,14 @@
               </w:rPr>
               <w:t xml:space="preserve"> {</w:t>
             </w:r>
+            <w:proofErr w:type="spellStart"/>
             <w:r>
               <w:rPr>
                 <w:rFonts w:ascii="TH SarabunPSK" w:hAnsi="TH SarabunPSK" w:cs="TH SarabunPSK"/>
               </w:rPr>
               <w:t>otherOS</w:t>
             </w:r>
+            <w:proofErr w:type="spellEnd"/>
             <w:r>
               <w:rPr>
                 <w:rFonts w:ascii="TH SarabunPSK" w:hAnsi="TH SarabunPSK" w:cs="TH SarabunPSK"/>
@@ -2257,6 +2379,7 @@
               </w:rPr>
               <w:t>{</w:t>
             </w:r>
+            <w:proofErr w:type="spellStart"/>
             <w:r>
               <w:rPr>
                 <w:rFonts w:ascii="TH SarabunPSK" w:hAnsi="TH SarabunPSK" w:cs="TH SarabunPSK"/>
@@ -2265,6 +2388,7 @@
               </w:rPr>
               <w:t>requesterName</w:t>
             </w:r>
+            <w:proofErr w:type="spellEnd"/>
             <w:r>
               <w:rPr>
                 <w:rFonts w:ascii="TH SarabunPSK" w:hAnsi="TH SarabunPSK" w:cs="TH SarabunPSK"/>
@@ -2291,6 +2415,7 @@
               </w:rPr>
               <w:t>{</w:t>
             </w:r>
+            <w:proofErr w:type="spellStart"/>
             <w:r>
               <w:rPr>
                 <w:rFonts w:ascii="TH SarabunPSK" w:hAnsi="TH SarabunPSK" w:cs="TH SarabunPSK"/>
@@ -2299,6 +2424,7 @@
               </w:rPr>
               <w:t>requesterName</w:t>
             </w:r>
+            <w:proofErr w:type="spellEnd"/>
             <w:r>
               <w:rPr>
                 <w:rFonts w:ascii="TH SarabunPSK" w:hAnsi="TH SarabunPSK" w:cs="TH SarabunPSK"/>
@@ -2352,7 +2478,25 @@
                 <w:b/>
                 <w:bCs/>
               </w:rPr>
-              <w:t>{requestedAt}</w:t>
+              <w:t>{</w:t>
+            </w:r>
+            <w:proofErr w:type="spellStart"/>
+            <w:r>
+              <w:rPr>
+                <w:rFonts w:ascii="TH SarabunPSK" w:hAnsi="TH SarabunPSK" w:cs="TH SarabunPSK"/>
+                <w:b/>
+                <w:bCs/>
+              </w:rPr>
+              <w:t>requestedAt</w:t>
+            </w:r>
+            <w:proofErr w:type="spellEnd"/>
+            <w:r>
+              <w:rPr>
+                <w:rFonts w:ascii="TH SarabunPSK" w:hAnsi="TH SarabunPSK" w:cs="TH SarabunPSK"/>
+                <w:b/>
+                <w:bCs/>
+              </w:rPr>
+              <w:t>}</w:t>
             </w:r>
           </w:p>
         </w:tc>
@@ -2428,12 +2572,14 @@
               </w:rPr>
               <w:t>{</w:t>
             </w:r>
+            <w:proofErr w:type="spellStart"/>
             <w:r>
               <w:rPr>
                 <w:rFonts w:ascii="TH SarabunPSK" w:hAnsi="TH SarabunPSK" w:cs="TH SarabunPSK"/>
               </w:rPr>
               <w:t>responsibleName</w:t>
             </w:r>
+            <w:proofErr w:type="spellEnd"/>
             <w:r>
               <w:rPr>
                 <w:rFonts w:ascii="TH SarabunPSK" w:hAnsi="TH SarabunPSK" w:cs="TH SarabunPSK"/>
@@ -2458,8 +2604,22 @@
               <w:rPr>
                 <w:rFonts w:ascii="TH SarabunPSK" w:hAnsi="TH SarabunPSK" w:cs="TH SarabunPSK"/>
               </w:rPr>
+              <w:t>{</w:t>
+            </w:r>
+            <w:proofErr w:type="spellStart"/>
+            <w:r>
+              <w:rPr>
+                <w:rFonts w:ascii="TH SarabunPSK" w:hAnsi="TH SarabunPSK" w:cs="TH SarabunPSK"/>
+              </w:rPr>
               <w:t>responsibleName</w:t>
             </w:r>
+            <w:proofErr w:type="spellEnd"/>
+            <w:r>
+              <w:rPr>
+                <w:rFonts w:ascii="TH SarabunPSK" w:hAnsi="TH SarabunPSK" w:cs="TH SarabunPSK"/>
+              </w:rPr>
+              <w:t>}</w:t>
+            </w:r>
             <w:r>
               <w:rPr>
                 <w:rFonts w:ascii="TH SarabunPSK" w:hAnsi="TH SarabunPSK" w:cs="TH SarabunPSK"/>
@@ -2487,7 +2647,25 @@
                 <w:b/>
                 <w:bCs/>
               </w:rPr>
-              <w:t>{requestedAt}</w:t>
+              <w:t>{</w:t>
+            </w:r>
+            <w:proofErr w:type="spellStart"/>
+            <w:r>
+              <w:rPr>
+                <w:rFonts w:ascii="TH SarabunPSK" w:hAnsi="TH SarabunPSK" w:cs="TH SarabunPSK"/>
+                <w:b/>
+                <w:bCs/>
+              </w:rPr>
+              <w:t>requestedAt</w:t>
+            </w:r>
+            <w:proofErr w:type="spellEnd"/>
+            <w:r>
+              <w:rPr>
+                <w:rFonts w:ascii="TH SarabunPSK" w:hAnsi="TH SarabunPSK" w:cs="TH SarabunPSK"/>
+                <w:b/>
+                <w:bCs/>
+              </w:rPr>
+              <w:t>}</w:t>
             </w:r>
           </w:p>
         </w:tc>
